--- a/docs/Review1_Technical_Report.docx
+++ b/docs/Review1_Technical_Report.docx
@@ -10353,6 +10353,752 @@
           <w:sz w:val="22"/>
         </w:rPr>
         <w:t>The MagicBrush mask, 9.1 times larger than the true region, carries 13.0 percent collateral and forfeits 11.6 points of net against the ground-truth region, so the cost of coarse supervision propagates into the edited image. The tuned prediction exceeds whole-frame editing but does not exceed the MagicBrush mask, at +14.2 percent against +18.5 percent: those masks are substantially too large yet retain more of the edit. Caveats are sixty samples, one editor and one guidance setting.</w:t>
+      </w:r>
+    </w:p>
+    <w:p>
+      <w:pPr>
+        <w:spacing w:after="120"/>
+        <w:jc w:val="both"/>
+      </w:pPr>
+      <w:r>
+        <w:rPr>
+          <w:b w:val="0"/>
+          <w:i w:val="0"/>
+          <w:sz w:val="22"/>
+        </w:rPr>
+      </w:r>
+    </w:p>
+    <w:p>
+      <w:pPr>
+        <w:pStyle w:val="Heading2"/>
+      </w:pPr>
+      <w:r>
+        <w:t>8.1  The same test with a real inpainting model</w:t>
+      </w:r>
+    </w:p>
+    <w:p>
+      <w:pPr>
+        <w:spacing w:after="120"/>
+        <w:jc w:val="both"/>
+      </w:pPr>
+      <w:r>
+        <w:rPr>
+          <w:b w:val="0"/>
+          <w:i w:val="0"/>
+          <w:sz w:val="22"/>
+        </w:rPr>
+        <w:t>The experiment above gates one editor's whole-frame output through a mask, so the mask can only ever subtract. A mask that is too large costs nothing there. We repeated the test with Stable Diffusion inpainting, where the mask instead defines the region the model regenerates, using the same 60 samples and the same predicted masks.</w:t>
+      </w:r>
+    </w:p>
+    <w:p>
+      <w:pPr>
+        <w:spacing w:after="60"/>
+      </w:pPr>
+      <w:r>
+        <w:rPr>
+          <w:i/>
+          <w:color w:val="5A5852"/>
+          <w:sz w:val="19"/>
+        </w:rPr>
+        <w:t>Table 17. Stage 2 with Stable Diffusion inpainting. Sixty held-out samples, 20 steps, threshold 0.2 and 64 px dilation carried over from the compositing experiment.</w:t>
+      </w:r>
+    </w:p>
+    <w:tbl>
+      <w:tblPr>
+        <w:tblW w:type="auto" w:w="0"/>
+        <w:jc w:val="center"/>
+        <w:tblLook w:firstColumn="1" w:firstRow="1" w:lastColumn="0" w:lastRow="0" w:noHBand="0" w:noVBand="1" w:val="04A0"/>
+        <w:tblBorders>
+          <w:top w:val="single" w:sz="12" w:color="1B1A17"/>
+          <w:bottom w:val="single" w:sz="12" w:color="1B1A17"/>
+          <w:left w:val="none"/>
+          <w:right w:val="none"/>
+          <w:insideV w:val="none"/>
+          <w:insideH w:val="none"/>
+        </w:tblBorders>
+      </w:tblPr>
+      <w:tblGrid>
+        <w:gridCol w:w="1512"/>
+        <w:gridCol w:w="1512"/>
+        <w:gridCol w:w="1512"/>
+        <w:gridCol w:w="1512"/>
+        <w:gridCol w:w="1512"/>
+        <w:gridCol w:w="1512"/>
+      </w:tblGrid>
+      <w:tr>
+        <w:tc>
+          <w:tcPr>
+            <w:tcW w:type="dxa" w:w="2880"/>
+            <w:tcBorders>
+              <w:bottom w:val="single" w:sz="6" w:color="1B1A17"/>
+            </w:tcBorders>
+          </w:tcPr>
+          <w:p>
+            <w:pPr>
+              <w:spacing w:before="40" w:after="40"/>
+              <w:jc w:val="left"/>
+            </w:pPr>
+            <w:r/>
+            <w:r>
+              <w:rPr>
+                <w:rFonts w:ascii="Cambria" w:hAnsi="Cambria"/>
+                <w:b/>
+                <w:sz w:val="19"/>
+              </w:rPr>
+              <w:t>Gating mask</w:t>
+            </w:r>
+          </w:p>
+        </w:tc>
+        <w:tc>
+          <w:tcPr>
+            <w:tcW w:type="dxa" w:w="1296"/>
+            <w:tcBorders>
+              <w:bottom w:val="single" w:sz="6" w:color="1B1A17"/>
+            </w:tcBorders>
+          </w:tcPr>
+          <w:p>
+            <w:pPr>
+              <w:spacing w:before="40" w:after="40"/>
+              <w:jc w:val="right"/>
+            </w:pPr>
+            <w:r/>
+            <w:r>
+              <w:rPr>
+                <w:rFonts w:ascii="Cambria" w:hAnsi="Cambria"/>
+                <w:b/>
+                <w:sz w:val="19"/>
+              </w:rPr>
+              <w:t>Recall</w:t>
+            </w:r>
+          </w:p>
+        </w:tc>
+        <w:tc>
+          <w:tcPr>
+            <w:tcW w:type="dxa" w:w="1584"/>
+            <w:tcBorders>
+              <w:bottom w:val="single" w:sz="6" w:color="1B1A17"/>
+            </w:tcBorders>
+          </w:tcPr>
+          <w:p>
+            <w:pPr>
+              <w:spacing w:before="40" w:after="40"/>
+              <w:jc w:val="right"/>
+            </w:pPr>
+            <w:r/>
+            <w:r>
+              <w:rPr>
+                <w:rFonts w:ascii="Cambria" w:hAnsi="Cambria"/>
+                <w:b/>
+                <w:sz w:val="19"/>
+              </w:rPr>
+              <w:t>Collateral</w:t>
+            </w:r>
+          </w:p>
+        </w:tc>
+        <w:tc>
+          <w:tcPr>
+            <w:tcW w:type="dxa" w:w="1224"/>
+            <w:tcBorders>
+              <w:bottom w:val="single" w:sz="6" w:color="1B1A17"/>
+            </w:tcBorders>
+          </w:tcPr>
+          <w:p>
+            <w:pPr>
+              <w:spacing w:before="40" w:after="40"/>
+              <w:jc w:val="right"/>
+            </w:pPr>
+            <w:r/>
+            <w:r>
+              <w:rPr>
+                <w:rFonts w:ascii="Cambria" w:hAnsi="Cambria"/>
+                <w:b/>
+                <w:sz w:val="19"/>
+              </w:rPr>
+              <w:t>Net</w:t>
+            </w:r>
+          </w:p>
+        </w:tc>
+        <w:tc>
+          <w:tcPr>
+            <w:tcW w:type="dxa" w:w="1584"/>
+            <w:tcBorders>
+              <w:bottom w:val="single" w:sz="6" w:color="1B1A17"/>
+            </w:tcBorders>
+          </w:tcPr>
+          <w:p>
+            <w:pPr>
+              <w:spacing w:before="40" w:after="40"/>
+              <w:jc w:val="right"/>
+            </w:pPr>
+            <w:r/>
+            <w:r>
+              <w:rPr>
+                <w:rFonts w:ascii="Cambria" w:hAnsi="Cambria"/>
+                <w:b/>
+                <w:sz w:val="19"/>
+              </w:rPr>
+              <w:t>PSNR outside</w:t>
+            </w:r>
+          </w:p>
+        </w:tc>
+        <w:tc>
+          <w:tcPr>
+            <w:tcW w:type="dxa" w:w="1440"/>
+            <w:tcBorders>
+              <w:bottom w:val="single" w:sz="6" w:color="1B1A17"/>
+            </w:tcBorders>
+          </w:tcPr>
+          <w:p>
+            <w:pPr>
+              <w:spacing w:before="40" w:after="40"/>
+              <w:jc w:val="right"/>
+            </w:pPr>
+            <w:r/>
+            <w:r>
+              <w:rPr>
+                <w:rFonts w:ascii="Cambria" w:hAnsi="Cambria"/>
+                <w:b/>
+                <w:sz w:val="19"/>
+              </w:rPr>
+              <w:t>CLIP inside</w:t>
+            </w:r>
+          </w:p>
+        </w:tc>
+      </w:tr>
+      <w:tr>
+        <w:tc>
+          <w:tcPr>
+            <w:tcW w:type="dxa" w:w="2880"/>
+          </w:tcPr>
+          <w:p>
+            <w:pPr>
+              <w:spacing w:before="40" w:after="40"/>
+              <w:jc w:val="left"/>
+            </w:pPr>
+            <w:r/>
+            <w:r>
+              <w:rPr>
+                <w:rFonts w:ascii="Cambria" w:hAnsi="Cambria"/>
+                <w:b w:val="0"/>
+                <w:sz w:val="19"/>
+              </w:rPr>
+              <w:t>None — whole frame</w:t>
+            </w:r>
+          </w:p>
+        </w:tc>
+        <w:tc>
+          <w:tcPr>
+            <w:tcW w:type="dxa" w:w="1296"/>
+          </w:tcPr>
+          <w:p>
+            <w:pPr>
+              <w:spacing w:before="40" w:after="40"/>
+              <w:jc w:val="right"/>
+            </w:pPr>
+            <w:r/>
+            <w:r>
+              <w:rPr>
+                <w:rFonts w:ascii="Cambria" w:hAnsi="Cambria"/>
+                <w:b w:val="0"/>
+                <w:sz w:val="19"/>
+              </w:rPr>
+              <w:t>33.3%</w:t>
+            </w:r>
+          </w:p>
+        </w:tc>
+        <w:tc>
+          <w:tcPr>
+            <w:tcW w:type="dxa" w:w="1584"/>
+          </w:tcPr>
+          <w:p>
+            <w:pPr>
+              <w:spacing w:before="40" w:after="40"/>
+              <w:jc w:val="right"/>
+            </w:pPr>
+            <w:r/>
+            <w:r>
+              <w:rPr>
+                <w:rFonts w:ascii="Cambria" w:hAnsi="Cambria"/>
+                <w:b w:val="0"/>
+                <w:sz w:val="19"/>
+              </w:rPr>
+              <w:t>24.2%</w:t>
+            </w:r>
+          </w:p>
+        </w:tc>
+        <w:tc>
+          <w:tcPr>
+            <w:tcW w:type="dxa" w:w="1224"/>
+          </w:tcPr>
+          <w:p>
+            <w:pPr>
+              <w:spacing w:before="40" w:after="40"/>
+              <w:jc w:val="right"/>
+            </w:pPr>
+            <w:r/>
+            <w:r>
+              <w:rPr>
+                <w:rFonts w:ascii="Cambria" w:hAnsi="Cambria"/>
+                <w:b w:val="0"/>
+                <w:sz w:val="19"/>
+              </w:rPr>
+              <w:t>+9.1%</w:t>
+            </w:r>
+          </w:p>
+        </w:tc>
+        <w:tc>
+          <w:tcPr>
+            <w:tcW w:type="dxa" w:w="1584"/>
+          </w:tcPr>
+          <w:p>
+            <w:pPr>
+              <w:spacing w:before="40" w:after="40"/>
+              <w:jc w:val="right"/>
+            </w:pPr>
+            <w:r/>
+            <w:r>
+              <w:rPr>
+                <w:rFonts w:ascii="Cambria" w:hAnsi="Cambria"/>
+                <w:b w:val="0"/>
+                <w:sz w:val="19"/>
+              </w:rPr>
+              <w:t>22.56</w:t>
+            </w:r>
+          </w:p>
+        </w:tc>
+        <w:tc>
+          <w:tcPr>
+            <w:tcW w:type="dxa" w:w="1440"/>
+          </w:tcPr>
+          <w:p>
+            <w:pPr>
+              <w:spacing w:before="40" w:after="40"/>
+              <w:jc w:val="right"/>
+            </w:pPr>
+            <w:r/>
+            <w:r>
+              <w:rPr>
+                <w:rFonts w:ascii="Cambria" w:hAnsi="Cambria"/>
+                <w:b w:val="0"/>
+                <w:sz w:val="19"/>
+              </w:rPr>
+              <w:t>0.2445</w:t>
+            </w:r>
+          </w:p>
+        </w:tc>
+      </w:tr>
+      <w:tr>
+        <w:tc>
+          <w:tcPr>
+            <w:tcW w:type="dxa" w:w="2880"/>
+          </w:tcPr>
+          <w:p>
+            <w:pPr>
+              <w:spacing w:before="40" w:after="40"/>
+              <w:jc w:val="left"/>
+            </w:pPr>
+            <w:r/>
+            <w:r>
+              <w:rPr>
+                <w:rFonts w:ascii="Cambria" w:hAnsi="Cambria"/>
+                <w:b/>
+                <w:sz w:val="19"/>
+              </w:rPr>
+              <w:t>Predicted, tuned</w:t>
+            </w:r>
+          </w:p>
+        </w:tc>
+        <w:tc>
+          <w:tcPr>
+            <w:tcW w:type="dxa" w:w="1296"/>
+          </w:tcPr>
+          <w:p>
+            <w:pPr>
+              <w:spacing w:before="40" w:after="40"/>
+              <w:jc w:val="right"/>
+            </w:pPr>
+            <w:r/>
+            <w:r>
+              <w:rPr>
+                <w:rFonts w:ascii="Cambria" w:hAnsi="Cambria"/>
+                <w:b/>
+                <w:sz w:val="19"/>
+              </w:rPr>
+              <w:t>71.1%</w:t>
+            </w:r>
+          </w:p>
+        </w:tc>
+        <w:tc>
+          <w:tcPr>
+            <w:tcW w:type="dxa" w:w="1584"/>
+          </w:tcPr>
+          <w:p>
+            <w:pPr>
+              <w:spacing w:before="40" w:after="40"/>
+              <w:jc w:val="right"/>
+            </w:pPr>
+            <w:r/>
+            <w:r>
+              <w:rPr>
+                <w:rFonts w:ascii="Cambria" w:hAnsi="Cambria"/>
+                <w:b/>
+                <w:sz w:val="19"/>
+              </w:rPr>
+              <w:t>39.1%</w:t>
+            </w:r>
+          </w:p>
+        </w:tc>
+        <w:tc>
+          <w:tcPr>
+            <w:tcW w:type="dxa" w:w="1224"/>
+          </w:tcPr>
+          <w:p>
+            <w:pPr>
+              <w:spacing w:before="40" w:after="40"/>
+              <w:jc w:val="right"/>
+            </w:pPr>
+            <w:r/>
+            <w:r>
+              <w:rPr>
+                <w:rFonts w:ascii="Cambria" w:hAnsi="Cambria"/>
+                <w:b/>
+                <w:sz w:val="19"/>
+              </w:rPr>
+              <w:t>+32.0%</w:t>
+            </w:r>
+          </w:p>
+        </w:tc>
+        <w:tc>
+          <w:tcPr>
+            <w:tcW w:type="dxa" w:w="1584"/>
+          </w:tcPr>
+          <w:p>
+            <w:pPr>
+              <w:spacing w:before="40" w:after="40"/>
+              <w:jc w:val="right"/>
+            </w:pPr>
+            <w:r/>
+            <w:r>
+              <w:rPr>
+                <w:rFonts w:ascii="Cambria" w:hAnsi="Cambria"/>
+                <w:b/>
+                <w:sz w:val="19"/>
+              </w:rPr>
+              <w:t>14.11</w:t>
+            </w:r>
+          </w:p>
+        </w:tc>
+        <w:tc>
+          <w:tcPr>
+            <w:tcW w:type="dxa" w:w="1440"/>
+          </w:tcPr>
+          <w:p>
+            <w:pPr>
+              <w:spacing w:before="40" w:after="40"/>
+              <w:jc w:val="right"/>
+            </w:pPr>
+            <w:r/>
+            <w:r>
+              <w:rPr>
+                <w:rFonts w:ascii="Cambria" w:hAnsi="Cambria"/>
+                <w:b/>
+                <w:sz w:val="19"/>
+              </w:rPr>
+              <w:t>0.2623</w:t>
+            </w:r>
+          </w:p>
+        </w:tc>
+      </w:tr>
+      <w:tr>
+        <w:tc>
+          <w:tcPr>
+            <w:tcW w:type="dxa" w:w="2880"/>
+          </w:tcPr>
+          <w:p>
+            <w:pPr>
+              <w:spacing w:before="40" w:after="40"/>
+              <w:jc w:val="left"/>
+            </w:pPr>
+            <w:r/>
+            <w:r>
+              <w:rPr>
+                <w:rFonts w:ascii="Cambria" w:hAnsi="Cambria"/>
+                <w:b w:val="0"/>
+                <w:sz w:val="19"/>
+              </w:rPr>
+              <w:t>MagicBrush human mask</w:t>
+            </w:r>
+          </w:p>
+        </w:tc>
+        <w:tc>
+          <w:tcPr>
+            <w:tcW w:type="dxa" w:w="1296"/>
+          </w:tcPr>
+          <w:p>
+            <w:pPr>
+              <w:spacing w:before="40" w:after="40"/>
+              <w:jc w:val="right"/>
+            </w:pPr>
+            <w:r/>
+            <w:r>
+              <w:rPr>
+                <w:rFonts w:ascii="Cambria" w:hAnsi="Cambria"/>
+                <w:b w:val="0"/>
+                <w:sz w:val="19"/>
+              </w:rPr>
+              <w:t>78.4%</w:t>
+            </w:r>
+          </w:p>
+        </w:tc>
+        <w:tc>
+          <w:tcPr>
+            <w:tcW w:type="dxa" w:w="1584"/>
+          </w:tcPr>
+          <w:p>
+            <w:pPr>
+              <w:spacing w:before="40" w:after="40"/>
+              <w:jc w:val="right"/>
+            </w:pPr>
+            <w:r/>
+            <w:r>
+              <w:rPr>
+                <w:rFonts w:ascii="Cambria" w:hAnsi="Cambria"/>
+                <w:b w:val="0"/>
+                <w:sz w:val="19"/>
+              </w:rPr>
+              <w:t>51.7%</w:t>
+            </w:r>
+          </w:p>
+        </w:tc>
+        <w:tc>
+          <w:tcPr>
+            <w:tcW w:type="dxa" w:w="1224"/>
+          </w:tcPr>
+          <w:p>
+            <w:pPr>
+              <w:spacing w:before="40" w:after="40"/>
+              <w:jc w:val="right"/>
+            </w:pPr>
+            <w:r/>
+            <w:r>
+              <w:rPr>
+                <w:rFonts w:ascii="Cambria" w:hAnsi="Cambria"/>
+                <w:b w:val="0"/>
+                <w:sz w:val="19"/>
+              </w:rPr>
+              <w:t>+26.8%</w:t>
+            </w:r>
+          </w:p>
+        </w:tc>
+        <w:tc>
+          <w:tcPr>
+            <w:tcW w:type="dxa" w:w="1584"/>
+          </w:tcPr>
+          <w:p>
+            <w:pPr>
+              <w:spacing w:before="40" w:after="40"/>
+              <w:jc w:val="right"/>
+            </w:pPr>
+            <w:r/>
+            <w:r>
+              <w:rPr>
+                <w:rFonts w:ascii="Cambria" w:hAnsi="Cambria"/>
+                <w:b w:val="0"/>
+                <w:sz w:val="19"/>
+              </w:rPr>
+              <w:t>13.30</w:t>
+            </w:r>
+          </w:p>
+        </w:tc>
+        <w:tc>
+          <w:tcPr>
+            <w:tcW w:type="dxa" w:w="1440"/>
+          </w:tcPr>
+          <w:p>
+            <w:pPr>
+              <w:spacing w:before="40" w:after="40"/>
+              <w:jc w:val="right"/>
+            </w:pPr>
+            <w:r/>
+            <w:r>
+              <w:rPr>
+                <w:rFonts w:ascii="Cambria" w:hAnsi="Cambria"/>
+                <w:b w:val="0"/>
+                <w:sz w:val="19"/>
+              </w:rPr>
+              <w:t>0.2550</w:t>
+            </w:r>
+          </w:p>
+        </w:tc>
+      </w:tr>
+      <w:tr>
+        <w:tc>
+          <w:tcPr>
+            <w:tcW w:type="dxa" w:w="2880"/>
+          </w:tcPr>
+          <w:p>
+            <w:pPr>
+              <w:spacing w:before="40" w:after="40"/>
+              <w:jc w:val="left"/>
+            </w:pPr>
+            <w:r/>
+            <w:r>
+              <w:rPr>
+                <w:rFonts w:ascii="Cambria" w:hAnsi="Cambria"/>
+                <w:b w:val="0"/>
+                <w:sz w:val="19"/>
+              </w:rPr>
+              <w:t>Ground-truth region (oracle)</w:t>
+            </w:r>
+          </w:p>
+        </w:tc>
+        <w:tc>
+          <w:tcPr>
+            <w:tcW w:type="dxa" w:w="1296"/>
+          </w:tcPr>
+          <w:p>
+            <w:pPr>
+              <w:spacing w:before="40" w:after="40"/>
+              <w:jc w:val="right"/>
+            </w:pPr>
+            <w:r/>
+            <w:r>
+              <w:rPr>
+                <w:rFonts w:ascii="Cambria" w:hAnsi="Cambria"/>
+                <w:b w:val="0"/>
+                <w:sz w:val="19"/>
+              </w:rPr>
+              <w:t>59.4%</w:t>
+            </w:r>
+          </w:p>
+        </w:tc>
+        <w:tc>
+          <w:tcPr>
+            <w:tcW w:type="dxa" w:w="1584"/>
+          </w:tcPr>
+          <w:p>
+            <w:pPr>
+              <w:spacing w:before="40" w:after="40"/>
+              <w:jc w:val="right"/>
+            </w:pPr>
+            <w:r/>
+            <w:r>
+              <w:rPr>
+                <w:rFonts w:ascii="Cambria" w:hAnsi="Cambria"/>
+                <w:b w:val="0"/>
+                <w:sz w:val="19"/>
+              </w:rPr>
+              <w:t>6.4%</w:t>
+            </w:r>
+          </w:p>
+        </w:tc>
+        <w:tc>
+          <w:tcPr>
+            <w:tcW w:type="dxa" w:w="1224"/>
+          </w:tcPr>
+          <w:p>
+            <w:pPr>
+              <w:spacing w:before="40" w:after="40"/>
+              <w:jc w:val="right"/>
+            </w:pPr>
+            <w:r/>
+            <w:r>
+              <w:rPr>
+                <w:rFonts w:ascii="Cambria" w:hAnsi="Cambria"/>
+                <w:b w:val="0"/>
+                <w:sz w:val="19"/>
+              </w:rPr>
+              <w:t>+53.0%</w:t>
+            </w:r>
+          </w:p>
+        </w:tc>
+        <w:tc>
+          <w:tcPr>
+            <w:tcW w:type="dxa" w:w="1584"/>
+          </w:tcPr>
+          <w:p>
+            <w:pPr>
+              <w:spacing w:before="40" w:after="40"/>
+              <w:jc w:val="right"/>
+            </w:pPr>
+            <w:r/>
+            <w:r>
+              <w:rPr>
+                <w:rFonts w:ascii="Cambria" w:hAnsi="Cambria"/>
+                <w:b w:val="0"/>
+                <w:sz w:val="19"/>
+              </w:rPr>
+              <w:t>27.36</w:t>
+            </w:r>
+          </w:p>
+        </w:tc>
+        <w:tc>
+          <w:tcPr>
+            <w:tcW w:type="dxa" w:w="1440"/>
+          </w:tcPr>
+          <w:p>
+            <w:pPr>
+              <w:spacing w:before="40" w:after="40"/>
+              <w:jc w:val="right"/>
+            </w:pPr>
+            <w:r/>
+            <w:r>
+              <w:rPr>
+                <w:rFonts w:ascii="Cambria" w:hAnsi="Cambria"/>
+                <w:b w:val="0"/>
+                <w:sz w:val="19"/>
+              </w:rPr>
+              <w:t>0.2464</w:t>
+            </w:r>
+          </w:p>
+        </w:tc>
+      </w:tr>
+    </w:tbl>
+    <w:p>
+      <w:pPr>
+        <w:spacing w:after="80"/>
+      </w:pPr>
+    </w:p>
+    <w:p>
+      <w:pPr>
+        <w:spacing w:after="120"/>
+        <w:jc w:val="both"/>
+      </w:pPr>
+      <w:r>
+        <w:rPr>
+          <w:b w:val="0"/>
+          <w:i w:val="0"/>
+          <w:sz w:val="22"/>
+        </w:rPr>
+        <w:t>Two results differ from the compositing experiment. Localization is worth more here, a factor of 5.8 against 3.3, because an inpainting model conditioned on a correct region can synthesise content rather than merely pass an edit through a stencil. And the predicted mask now exceeds the human annotation, +32.0 percent against +26.8, reversing the ordering we reported above.</w:t>
+      </w:r>
+    </w:p>
+    <w:p>
+      <w:pPr>
+        <w:spacing w:after="120"/>
+        <w:jc w:val="both"/>
+      </w:pPr>
+      <w:r>
+        <w:rPr>
+          <w:b w:val="0"/>
+          <w:i w:val="0"/>
+          <w:sz w:val="22"/>
+        </w:rPr>
+        <w:t>The qualification matters more than either result. We win on net by raising recall to 71.1 percent, not by reducing collateral: collateral rises to 39.1 percent against 24.2 percent for whole-frame editing, a factor of 1.62 in the wrong direction, and PSNR outside the region falls by 8.45 dB. The oracle shows what a tight mask buys instead — 6.4 percent collateral at +53.0 percent net.</w:t>
+      </w:r>
+    </w:p>
+    <w:p>
+      <w:pPr>
+        <w:spacing w:after="120"/>
+        <w:jc w:val="both"/>
+      </w:pPr>
+      <w:r>
+        <w:rPr>
+          <w:b w:val="0"/>
+          <w:i w:val="0"/>
+          <w:sz w:val="22"/>
+        </w:rPr>
+        <w:t>The cause is the operating point, not the method. We carried over 64 px of dilation from the compositing experiment, where enlarging the mask can only ever recover more of the edit. Under inpainting an over-large mask regenerates content that should have been preserved, so the same dilation that helped there hurts here. Re-tuning dilation and threshold for the inpainting setting is the obvious next measurement, and we report the untuned figure rather than omit the arm.</w:t>
       </w:r>
     </w:p>
     <w:p>

--- a/docs/Review1_Technical_Report.docx
+++ b/docs/Review1_Technical_Report.docx
@@ -11084,7 +11084,7 @@
           <w:i w:val="0"/>
           <w:sz w:val="22"/>
         </w:rPr>
-        <w:t>The qualification matters more than either result. We win on net by raising recall to 71.1 percent, not by reducing collateral: collateral rises to 39.1 percent against 24.2 percent for whole-frame editing, a factor of 1.62 in the wrong direction, and PSNR outside the region falls by 8.45 dB. The oracle shows what a tight mask buys instead — 6.4 percent collateral at +53.0 percent net.</w:t>
+        <w:t>At 64 px the win came with a problem. We raised net by pushing recall to 71.1 percent, not by reducing collateral: collateral rose to 39.1 percent against 24.2 percent for whole-frame editing, and PSNR outside the region fell 8.45 dB. We had carried that 64 px over from the compositing experiment, where enlarging a mask can only recover more of the edit and so costs nothing. Under inpainting the mask decides what gets regenerated, so an over-large one destroys content that should have been kept.</w:t>
       </w:r>
     </w:p>
     <w:p>
@@ -11098,7 +11098,704 @@
           <w:i w:val="0"/>
           <w:sz w:val="22"/>
         </w:rPr>
-        <w:t>The cause is the operating point, not the method. We carried over 64 px of dilation from the compositing experiment, where enlarging the mask can only ever recover more of the edit. Under inpainting an over-large mask regenerates content that should have been preserved, so the same dilation that helped there hurts here. Re-tuning dilation and threshold for the inpainting setting is the obvious next measurement, and we report the untuned figure rather than omit the arm.</w:t>
+        <w:t>Re-tuning dilation for this setting confirms that diagnosis.</w:t>
+      </w:r>
+    </w:p>
+    <w:p>
+      <w:pPr>
+        <w:spacing w:after="60"/>
+      </w:pPr>
+      <w:r>
+        <w:rPr>
+          <w:i/>
+          <w:color w:val="5A5852"/>
+          <w:sz w:val="19"/>
+        </w:rPr>
+        <w:t>Table 18. Dilation swept for the predicted mask under inpainting. The other arms are held fixed at the values in Table 15, on the same sixty samples.</w:t>
+      </w:r>
+    </w:p>
+    <w:tbl>
+      <w:tblPr>
+        <w:tblW w:type="auto" w:w="0"/>
+        <w:jc w:val="center"/>
+        <w:tblLook w:firstColumn="1" w:firstRow="1" w:lastColumn="0" w:lastRow="0" w:noHBand="0" w:noVBand="1" w:val="04A0"/>
+        <w:tblBorders>
+          <w:top w:val="single" w:sz="12" w:color="1B1A17"/>
+          <w:bottom w:val="single" w:sz="12" w:color="1B1A17"/>
+          <w:left w:val="none"/>
+          <w:right w:val="none"/>
+          <w:insideV w:val="none"/>
+          <w:insideH w:val="none"/>
+        </w:tblBorders>
+      </w:tblPr>
+      <w:tblGrid>
+        <w:gridCol w:w="1512"/>
+        <w:gridCol w:w="1512"/>
+        <w:gridCol w:w="1512"/>
+        <w:gridCol w:w="1512"/>
+        <w:gridCol w:w="1512"/>
+        <w:gridCol w:w="1512"/>
+      </w:tblGrid>
+      <w:tr>
+        <w:tc>
+          <w:tcPr>
+            <w:tcW w:type="dxa" w:w="1440"/>
+            <w:tcBorders>
+              <w:bottom w:val="single" w:sz="6" w:color="1B1A17"/>
+            </w:tcBorders>
+          </w:tcPr>
+          <w:p>
+            <w:pPr>
+              <w:spacing w:before="40" w:after="40"/>
+              <w:jc w:val="left"/>
+            </w:pPr>
+            <w:r/>
+            <w:r>
+              <w:rPr>
+                <w:rFonts w:ascii="Cambria" w:hAnsi="Cambria"/>
+                <w:b/>
+                <w:sz w:val="19"/>
+              </w:rPr>
+              <w:t>Dilation</w:t>
+            </w:r>
+          </w:p>
+        </w:tc>
+        <w:tc>
+          <w:tcPr>
+            <w:tcW w:type="dxa" w:w="1584"/>
+            <w:tcBorders>
+              <w:bottom w:val="single" w:sz="6" w:color="1B1A17"/>
+            </w:tcBorders>
+          </w:tcPr>
+          <w:p>
+            <w:pPr>
+              <w:spacing w:before="40" w:after="40"/>
+              <w:jc w:val="right"/>
+            </w:pPr>
+            <w:r/>
+            <w:r>
+              <w:rPr>
+                <w:rFonts w:ascii="Cambria" w:hAnsi="Cambria"/>
+                <w:b/>
+                <w:sz w:val="19"/>
+              </w:rPr>
+              <w:t>Mask area</w:t>
+            </w:r>
+          </w:p>
+        </w:tc>
+        <w:tc>
+          <w:tcPr>
+            <w:tcW w:type="dxa" w:w="1296"/>
+            <w:tcBorders>
+              <w:bottom w:val="single" w:sz="6" w:color="1B1A17"/>
+            </w:tcBorders>
+          </w:tcPr>
+          <w:p>
+            <w:pPr>
+              <w:spacing w:before="40" w:after="40"/>
+              <w:jc w:val="right"/>
+            </w:pPr>
+            <w:r/>
+            <w:r>
+              <w:rPr>
+                <w:rFonts w:ascii="Cambria" w:hAnsi="Cambria"/>
+                <w:b/>
+                <w:sz w:val="19"/>
+              </w:rPr>
+              <w:t>Recall</w:t>
+            </w:r>
+          </w:p>
+        </w:tc>
+        <w:tc>
+          <w:tcPr>
+            <w:tcW w:type="dxa" w:w="1584"/>
+            <w:tcBorders>
+              <w:bottom w:val="single" w:sz="6" w:color="1B1A17"/>
+            </w:tcBorders>
+          </w:tcPr>
+          <w:p>
+            <w:pPr>
+              <w:spacing w:before="40" w:after="40"/>
+              <w:jc w:val="right"/>
+            </w:pPr>
+            <w:r/>
+            <w:r>
+              <w:rPr>
+                <w:rFonts w:ascii="Cambria" w:hAnsi="Cambria"/>
+                <w:b/>
+                <w:sz w:val="19"/>
+              </w:rPr>
+              <w:t>Collateral</w:t>
+            </w:r>
+          </w:p>
+        </w:tc>
+        <w:tc>
+          <w:tcPr>
+            <w:tcW w:type="dxa" w:w="1296"/>
+            <w:tcBorders>
+              <w:bottom w:val="single" w:sz="6" w:color="1B1A17"/>
+            </w:tcBorders>
+          </w:tcPr>
+          <w:p>
+            <w:pPr>
+              <w:spacing w:before="40" w:after="40"/>
+              <w:jc w:val="right"/>
+            </w:pPr>
+            <w:r/>
+            <w:r>
+              <w:rPr>
+                <w:rFonts w:ascii="Cambria" w:hAnsi="Cambria"/>
+                <w:b/>
+                <w:sz w:val="19"/>
+              </w:rPr>
+              <w:t>Net</w:t>
+            </w:r>
+          </w:p>
+        </w:tc>
+        <w:tc>
+          <w:tcPr>
+            <w:tcW w:type="dxa" w:w="1728"/>
+            <w:tcBorders>
+              <w:bottom w:val="single" w:sz="6" w:color="1B1A17"/>
+            </w:tcBorders>
+          </w:tcPr>
+          <w:p>
+            <w:pPr>
+              <w:spacing w:before="40" w:after="40"/>
+              <w:jc w:val="right"/>
+            </w:pPr>
+            <w:r/>
+            <w:r>
+              <w:rPr>
+                <w:rFonts w:ascii="Cambria" w:hAnsi="Cambria"/>
+                <w:b/>
+                <w:sz w:val="19"/>
+              </w:rPr>
+              <w:t>PSNR outside</w:t>
+            </w:r>
+          </w:p>
+        </w:tc>
+      </w:tr>
+      <w:tr>
+        <w:tc>
+          <w:tcPr>
+            <w:tcW w:type="dxa" w:w="1440"/>
+          </w:tcPr>
+          <w:p>
+            <w:pPr>
+              <w:spacing w:before="40" w:after="40"/>
+              <w:jc w:val="left"/>
+            </w:pPr>
+            <w:r/>
+            <w:r>
+              <w:rPr>
+                <w:rFonts w:ascii="Cambria" w:hAnsi="Cambria"/>
+                <w:b w:val="0"/>
+                <w:sz w:val="19"/>
+              </w:rPr>
+              <w:t>0 px</w:t>
+            </w:r>
+          </w:p>
+        </w:tc>
+        <w:tc>
+          <w:tcPr>
+            <w:tcW w:type="dxa" w:w="1584"/>
+          </w:tcPr>
+          <w:p>
+            <w:pPr>
+              <w:spacing w:before="40" w:after="40"/>
+              <w:jc w:val="right"/>
+            </w:pPr>
+            <w:r/>
+            <w:r>
+              <w:rPr>
+                <w:rFonts w:ascii="Cambria" w:hAnsi="Cambria"/>
+                <w:b w:val="0"/>
+                <w:sz w:val="19"/>
+              </w:rPr>
+              <w:t>22.4%</w:t>
+            </w:r>
+          </w:p>
+        </w:tc>
+        <w:tc>
+          <w:tcPr>
+            <w:tcW w:type="dxa" w:w="1296"/>
+          </w:tcPr>
+          <w:p>
+            <w:pPr>
+              <w:spacing w:before="40" w:after="40"/>
+              <w:jc w:val="right"/>
+            </w:pPr>
+            <w:r/>
+            <w:r>
+              <w:rPr>
+                <w:rFonts w:ascii="Cambria" w:hAnsi="Cambria"/>
+                <w:b w:val="0"/>
+                <w:sz w:val="19"/>
+              </w:rPr>
+              <w:t>46.5%</w:t>
+            </w:r>
+          </w:p>
+        </w:tc>
+        <w:tc>
+          <w:tcPr>
+            <w:tcW w:type="dxa" w:w="1584"/>
+          </w:tcPr>
+          <w:p>
+            <w:pPr>
+              <w:spacing w:before="40" w:after="40"/>
+              <w:jc w:val="right"/>
+            </w:pPr>
+            <w:r/>
+            <w:r>
+              <w:rPr>
+                <w:rFonts w:ascii="Cambria" w:hAnsi="Cambria"/>
+                <w:b w:val="0"/>
+                <w:sz w:val="19"/>
+              </w:rPr>
+              <w:t>16.1%</w:t>
+            </w:r>
+          </w:p>
+        </w:tc>
+        <w:tc>
+          <w:tcPr>
+            <w:tcW w:type="dxa" w:w="1296"/>
+          </w:tcPr>
+          <w:p>
+            <w:pPr>
+              <w:spacing w:before="40" w:after="40"/>
+              <w:jc w:val="right"/>
+            </w:pPr>
+            <w:r/>
+            <w:r>
+              <w:rPr>
+                <w:rFonts w:ascii="Cambria" w:hAnsi="Cambria"/>
+                <w:b w:val="0"/>
+                <w:sz w:val="19"/>
+              </w:rPr>
+              <w:t>+30.4%</w:t>
+            </w:r>
+          </w:p>
+        </w:tc>
+        <w:tc>
+          <w:tcPr>
+            <w:tcW w:type="dxa" w:w="1728"/>
+          </w:tcPr>
+          <w:p>
+            <w:pPr>
+              <w:spacing w:before="40" w:after="40"/>
+              <w:jc w:val="right"/>
+            </w:pPr>
+            <w:r/>
+            <w:r>
+              <w:rPr>
+                <w:rFonts w:ascii="Cambria" w:hAnsi="Cambria"/>
+                <w:b w:val="0"/>
+                <w:sz w:val="19"/>
+              </w:rPr>
+              <w:t>20.07</w:t>
+            </w:r>
+          </w:p>
+        </w:tc>
+      </w:tr>
+      <w:tr>
+        <w:tc>
+          <w:tcPr>
+            <w:tcW w:type="dxa" w:w="1440"/>
+          </w:tcPr>
+          <w:p>
+            <w:pPr>
+              <w:spacing w:before="40" w:after="40"/>
+              <w:jc w:val="left"/>
+            </w:pPr>
+            <w:r/>
+            <w:r>
+              <w:rPr>
+                <w:rFonts w:ascii="Cambria" w:hAnsi="Cambria"/>
+                <w:b/>
+                <w:sz w:val="19"/>
+              </w:rPr>
+              <w:t>16 px</w:t>
+            </w:r>
+          </w:p>
+        </w:tc>
+        <w:tc>
+          <w:tcPr>
+            <w:tcW w:type="dxa" w:w="1584"/>
+          </w:tcPr>
+          <w:p>
+            <w:pPr>
+              <w:spacing w:before="40" w:after="40"/>
+              <w:jc w:val="right"/>
+            </w:pPr>
+            <w:r/>
+            <w:r>
+              <w:rPr>
+                <w:rFonts w:ascii="Cambria" w:hAnsi="Cambria"/>
+                <w:b/>
+                <w:sz w:val="19"/>
+              </w:rPr>
+              <w:t>36.2%</w:t>
+            </w:r>
+          </w:p>
+        </w:tc>
+        <w:tc>
+          <w:tcPr>
+            <w:tcW w:type="dxa" w:w="1296"/>
+          </w:tcPr>
+          <w:p>
+            <w:pPr>
+              <w:spacing w:before="40" w:after="40"/>
+              <w:jc w:val="right"/>
+            </w:pPr>
+            <w:r/>
+            <w:r>
+              <w:rPr>
+                <w:rFonts w:ascii="Cambria" w:hAnsi="Cambria"/>
+                <w:b/>
+                <w:sz w:val="19"/>
+              </w:rPr>
+              <w:t>58.6%</w:t>
+            </w:r>
+          </w:p>
+        </w:tc>
+        <w:tc>
+          <w:tcPr>
+            <w:tcW w:type="dxa" w:w="1584"/>
+          </w:tcPr>
+          <w:p>
+            <w:pPr>
+              <w:spacing w:before="40" w:after="40"/>
+              <w:jc w:val="right"/>
+            </w:pPr>
+            <w:r/>
+            <w:r>
+              <w:rPr>
+                <w:rFonts w:ascii="Cambria" w:hAnsi="Cambria"/>
+                <w:b/>
+                <w:sz w:val="19"/>
+              </w:rPr>
+              <w:t>23.0%</w:t>
+            </w:r>
+          </w:p>
+        </w:tc>
+        <w:tc>
+          <w:tcPr>
+            <w:tcW w:type="dxa" w:w="1296"/>
+          </w:tcPr>
+          <w:p>
+            <w:pPr>
+              <w:spacing w:before="40" w:after="40"/>
+              <w:jc w:val="right"/>
+            </w:pPr>
+            <w:r/>
+            <w:r>
+              <w:rPr>
+                <w:rFonts w:ascii="Cambria" w:hAnsi="Cambria"/>
+                <w:b/>
+                <w:sz w:val="19"/>
+              </w:rPr>
+              <w:t>+35.5%</w:t>
+            </w:r>
+          </w:p>
+        </w:tc>
+        <w:tc>
+          <w:tcPr>
+            <w:tcW w:type="dxa" w:w="1728"/>
+          </w:tcPr>
+          <w:p>
+            <w:pPr>
+              <w:spacing w:before="40" w:after="40"/>
+              <w:jc w:val="right"/>
+            </w:pPr>
+            <w:r/>
+            <w:r>
+              <w:rPr>
+                <w:rFonts w:ascii="Cambria" w:hAnsi="Cambria"/>
+                <w:b/>
+                <w:sz w:val="19"/>
+              </w:rPr>
+              <w:t>17.46</w:t>
+            </w:r>
+          </w:p>
+        </w:tc>
+      </w:tr>
+      <w:tr>
+        <w:tc>
+          <w:tcPr>
+            <w:tcW w:type="dxa" w:w="1440"/>
+          </w:tcPr>
+          <w:p>
+            <w:pPr>
+              <w:spacing w:before="40" w:after="40"/>
+              <w:jc w:val="left"/>
+            </w:pPr>
+            <w:r/>
+            <w:r>
+              <w:rPr>
+                <w:rFonts w:ascii="Cambria" w:hAnsi="Cambria"/>
+                <w:b w:val="0"/>
+                <w:sz w:val="19"/>
+              </w:rPr>
+              <w:t>32 px</w:t>
+            </w:r>
+          </w:p>
+        </w:tc>
+        <w:tc>
+          <w:tcPr>
+            <w:tcW w:type="dxa" w:w="1584"/>
+          </w:tcPr>
+          <w:p>
+            <w:pPr>
+              <w:spacing w:before="40" w:after="40"/>
+              <w:jc w:val="right"/>
+            </w:pPr>
+            <w:r/>
+            <w:r>
+              <w:rPr>
+                <w:rFonts w:ascii="Cambria" w:hAnsi="Cambria"/>
+                <w:b w:val="0"/>
+                <w:sz w:val="19"/>
+              </w:rPr>
+              <w:t>47.1%</w:t>
+            </w:r>
+          </w:p>
+        </w:tc>
+        <w:tc>
+          <w:tcPr>
+            <w:tcW w:type="dxa" w:w="1296"/>
+          </w:tcPr>
+          <w:p>
+            <w:pPr>
+              <w:spacing w:before="40" w:after="40"/>
+              <w:jc w:val="right"/>
+            </w:pPr>
+            <w:r/>
+            <w:r>
+              <w:rPr>
+                <w:rFonts w:ascii="Cambria" w:hAnsi="Cambria"/>
+                <w:b w:val="0"/>
+                <w:sz w:val="19"/>
+              </w:rPr>
+              <w:t>65.6%</w:t>
+            </w:r>
+          </w:p>
+        </w:tc>
+        <w:tc>
+          <w:tcPr>
+            <w:tcW w:type="dxa" w:w="1584"/>
+          </w:tcPr>
+          <w:p>
+            <w:pPr>
+              <w:spacing w:before="40" w:after="40"/>
+              <w:jc w:val="right"/>
+            </w:pPr>
+            <w:r/>
+            <w:r>
+              <w:rPr>
+                <w:rFonts w:ascii="Cambria" w:hAnsi="Cambria"/>
+                <w:b w:val="0"/>
+                <w:sz w:val="19"/>
+              </w:rPr>
+              <w:t>30.8%</w:t>
+            </w:r>
+          </w:p>
+        </w:tc>
+        <w:tc>
+          <w:tcPr>
+            <w:tcW w:type="dxa" w:w="1296"/>
+          </w:tcPr>
+          <w:p>
+            <w:pPr>
+              <w:spacing w:before="40" w:after="40"/>
+              <w:jc w:val="right"/>
+            </w:pPr>
+            <w:r/>
+            <w:r>
+              <w:rPr>
+                <w:rFonts w:ascii="Cambria" w:hAnsi="Cambria"/>
+                <w:b w:val="0"/>
+                <w:sz w:val="19"/>
+              </w:rPr>
+              <w:t>+34.8%</w:t>
+            </w:r>
+          </w:p>
+        </w:tc>
+        <w:tc>
+          <w:tcPr>
+            <w:tcW w:type="dxa" w:w="1728"/>
+          </w:tcPr>
+          <w:p>
+            <w:pPr>
+              <w:spacing w:before="40" w:after="40"/>
+              <w:jc w:val="right"/>
+            </w:pPr>
+            <w:r/>
+            <w:r>
+              <w:rPr>
+                <w:rFonts w:ascii="Cambria" w:hAnsi="Cambria"/>
+                <w:b w:val="0"/>
+                <w:sz w:val="19"/>
+              </w:rPr>
+              <w:t>15.44</w:t>
+            </w:r>
+          </w:p>
+        </w:tc>
+      </w:tr>
+      <w:tr>
+        <w:tc>
+          <w:tcPr>
+            <w:tcW w:type="dxa" w:w="1440"/>
+          </w:tcPr>
+          <w:p>
+            <w:pPr>
+              <w:spacing w:before="40" w:after="40"/>
+              <w:jc w:val="left"/>
+            </w:pPr>
+            <w:r/>
+            <w:r>
+              <w:rPr>
+                <w:rFonts w:ascii="Cambria" w:hAnsi="Cambria"/>
+                <w:b w:val="0"/>
+                <w:sz w:val="19"/>
+              </w:rPr>
+              <w:t>64 px</w:t>
+            </w:r>
+          </w:p>
+        </w:tc>
+        <w:tc>
+          <w:tcPr>
+            <w:tcW w:type="dxa" w:w="1584"/>
+          </w:tcPr>
+          <w:p>
+            <w:pPr>
+              <w:spacing w:before="40" w:after="40"/>
+              <w:jc w:val="right"/>
+            </w:pPr>
+            <w:r/>
+            <w:r>
+              <w:rPr>
+                <w:rFonts w:ascii="Cambria" w:hAnsi="Cambria"/>
+                <w:b w:val="0"/>
+                <w:sz w:val="19"/>
+              </w:rPr>
+              <w:t>—</w:t>
+            </w:r>
+          </w:p>
+        </w:tc>
+        <w:tc>
+          <w:tcPr>
+            <w:tcW w:type="dxa" w:w="1296"/>
+          </w:tcPr>
+          <w:p>
+            <w:pPr>
+              <w:spacing w:before="40" w:after="40"/>
+              <w:jc w:val="right"/>
+            </w:pPr>
+            <w:r/>
+            <w:r>
+              <w:rPr>
+                <w:rFonts w:ascii="Cambria" w:hAnsi="Cambria"/>
+                <w:b w:val="0"/>
+                <w:sz w:val="19"/>
+              </w:rPr>
+              <w:t>71.1%</w:t>
+            </w:r>
+          </w:p>
+        </w:tc>
+        <w:tc>
+          <w:tcPr>
+            <w:tcW w:type="dxa" w:w="1584"/>
+          </w:tcPr>
+          <w:p>
+            <w:pPr>
+              <w:spacing w:before="40" w:after="40"/>
+              <w:jc w:val="right"/>
+            </w:pPr>
+            <w:r/>
+            <w:r>
+              <w:rPr>
+                <w:rFonts w:ascii="Cambria" w:hAnsi="Cambria"/>
+                <w:b w:val="0"/>
+                <w:sz w:val="19"/>
+              </w:rPr>
+              <w:t>39.1%</w:t>
+            </w:r>
+          </w:p>
+        </w:tc>
+        <w:tc>
+          <w:tcPr>
+            <w:tcW w:type="dxa" w:w="1296"/>
+          </w:tcPr>
+          <w:p>
+            <w:pPr>
+              <w:spacing w:before="40" w:after="40"/>
+              <w:jc w:val="right"/>
+            </w:pPr>
+            <w:r/>
+            <w:r>
+              <w:rPr>
+                <w:rFonts w:ascii="Cambria" w:hAnsi="Cambria"/>
+                <w:b w:val="0"/>
+                <w:sz w:val="19"/>
+              </w:rPr>
+              <w:t>+32.0%</w:t>
+            </w:r>
+          </w:p>
+        </w:tc>
+        <w:tc>
+          <w:tcPr>
+            <w:tcW w:type="dxa" w:w="1728"/>
+          </w:tcPr>
+          <w:p>
+            <w:pPr>
+              <w:spacing w:before="40" w:after="40"/>
+              <w:jc w:val="right"/>
+            </w:pPr>
+            <w:r/>
+            <w:r>
+              <w:rPr>
+                <w:rFonts w:ascii="Cambria" w:hAnsi="Cambria"/>
+                <w:b w:val="0"/>
+                <w:sz w:val="19"/>
+              </w:rPr>
+              <w:t>14.11</w:t>
+            </w:r>
+          </w:p>
+        </w:tc>
+      </w:tr>
+    </w:tbl>
+    <w:p>
+      <w:pPr>
+        <w:spacing w:after="80"/>
+      </w:pPr>
+    </w:p>
+    <w:p>
+      <w:pPr>
+        <w:spacing w:after="120"/>
+        <w:jc w:val="both"/>
+      </w:pPr>
+      <w:r>
+        <w:rPr>
+          <w:b w:val="0"/>
+          <w:i w:val="0"/>
+          <w:sz w:val="22"/>
+        </w:rPr>
+        <w:t>Net traces +30.4, +35.5, +34.8 and +32.0 across the four settings, rising and then falling, so 16 px is an interior optimum and not the edge of the search. There the predicted mask reaches +35.5 percent net at 23.0 percent collateral, which is below the 24.2 percent of whole-frame editing. The earlier problem disappears: we now exceed the status quo on both quantities at once instead of buying net with damage, and PSNR outside recovers 3.3 dB. The margin over the human annotation widens to +35.5 against +26.8.</w:t>
+      </w:r>
+    </w:p>
+    <w:p>
+      <w:pPr>
+        <w:spacing w:after="120"/>
+        <w:jc w:val="both"/>
+      </w:pPr>
+      <w:r>
+        <w:rPr>
+          <w:b w:val="0"/>
+          <w:i w:val="0"/>
+          <w:sz w:val="22"/>
+        </w:rPr>
+        <w:t>One thing the sweep makes visible. Even undilated the predicted mask covers 22.4 percent of the frame against a true changed area of 9.6 percent, so at threshold 0.2 it over-covers by a factor of 2.3 before any dilation. Threshold and dilation are not independent here, and a joint sweep is the next refinement. The oracle, at 6.4 percent collateral and +53.0 percent net, shows how much is still available.</w:t>
       </w:r>
     </w:p>
     <w:p>

--- a/docs/Review1_Technical_Report.docx
+++ b/docs/Review1_Technical_Report.docx
@@ -11795,7 +11795,57 @@
           <w:i w:val="0"/>
           <w:sz w:val="22"/>
         </w:rPr>
-        <w:t>One thing the sweep makes visible. Even undilated the predicted mask covers 22.4 percent of the frame against a true changed area of 9.6 percent, so at threshold 0.2 it over-covers by a factor of 2.3 before any dilation. Threshold and dilation are not independent here, and a joint sweep is the next refinement. The oracle, at 6.4 percent collateral and +53.0 percent net, shows how much is still available.</w:t>
+        <w:t>One thing the sweep makes visible. Even undilated the predicted mask covers 22.4 percent of the frame against a true changed area of 9.6 percent, so at threshold 0.2 it over-covers by a factor of 2.3 before any dilation. Threshold and dilation are not independent, which raises the question of whether a joint search is needed or whether the operating point can be chosen from mask geometry alone.</w:t>
+      </w:r>
+    </w:p>
+    <w:p>
+      <w:pPr>
+        <w:pStyle w:val="Heading2"/>
+      </w:pPr>
+      <w:r>
+        <w:t>8.2  A shortcut that did not work</w:t>
+      </w:r>
+    </w:p>
+    <w:p>
+      <w:pPr>
+        <w:spacing w:after="120"/>
+        <w:jc w:val="both"/>
+      </w:pPr>
+      <w:r>
+        <w:rPr>
+          <w:b w:val="0"/>
+          <w:i w:val="0"/>
+          <w:sz w:val="22"/>
+        </w:rPr>
+        <w:t>A joint threshold and dilation search costs several hours of diffusion, so we first tested a proxy that costs none. If inpainting changed everything inside the mask and nothing outside, then the change-recall would equal the mask's own recall against ground truth, collateral would equal its false-positive rate, and net would equal their difference — Youden's J, computable from mask geometry alone.</w:t>
+      </w:r>
+    </w:p>
+    <w:p>
+      <w:pPr>
+        <w:spacing w:after="120"/>
+        <w:jc w:val="both"/>
+      </w:pPr>
+      <w:r>
+        <w:rPr>
+          <w:b w:val="0"/>
+          <w:i w:val="0"/>
+          <w:sz w:val="22"/>
+        </w:rPr>
+        <w:t>We calibrated J against the four cells already measured with diffusion. It does not hold: the Pearson correlation between J and measured net is 0.318, and the ranking of the four cells is not preserved. The proxy is therefore unusable for selecting an operating point, and we report it because the negative result is what justifies spending the compute on a real sweep.</w:t>
+      </w:r>
+    </w:p>
+    <w:p>
+      <w:pPr>
+        <w:spacing w:after="120"/>
+        <w:jc w:val="both"/>
+      </w:pPr>
+      <w:r>
+        <w:rPr>
+          <w:b w:val="0"/>
+          <w:i w:val="0"/>
+          <w:sz w:val="22"/>
+        </w:rPr>
+        <w:t>The failure is informative about the editor. Inpainting does not repaint a masked region uniformly: some regenerated content resembles the original closely enough to fall below the colour-difference threshold, so change-recall is lower than mask recall, and the VAE round-trip perturbs pixels outside the mask, so collateral is not purely a function of mask geometry. Any future attempt to choose this operating point cheaply has to model those two effects rather than assume them away.</w:t>
       </w:r>
     </w:p>
     <w:p>

--- a/docs/Review1_Technical_Report.docx
+++ b/docs/Review1_Technical_Report.docx
@@ -11846,6 +11846,1435 @@
           <w:sz w:val="22"/>
         </w:rPr>
         <w:t>The failure is informative about the editor. Inpainting does not repaint a masked region uniformly: some regenerated content resembles the original closely enough to fall below the colour-difference threshold, so change-recall is lower than mask recall, and the VAE round-trip perturbs pixels outside the mask, so collateral is not purely a function of mask geometry. Any future attempt to choose this operating point cheaply has to model those two effects rather than assume them away.</w:t>
+      </w:r>
+    </w:p>
+    <w:p>
+      <w:pPr>
+        <w:spacing w:after="120"/>
+        <w:jc w:val="both"/>
+      </w:pPr>
+      <w:r>
+        <w:rPr>
+          <w:b w:val="0"/>
+          <w:i w:val="0"/>
+          <w:sz w:val="22"/>
+        </w:rPr>
+      </w:r>
+    </w:p>
+    <w:p>
+      <w:pPr>
+        <w:pStyle w:val="Heading2"/>
+      </w:pPr>
+      <w:r>
+        <w:t>8.3  The joint operating point</w:t>
+      </w:r>
+    </w:p>
+    <w:p>
+      <w:pPr>
+        <w:spacing w:after="120"/>
+        <w:jc w:val="both"/>
+      </w:pPr>
+      <w:r>
+        <w:rPr>
+          <w:b w:val="0"/>
+          <w:i w:val="0"/>
+          <w:sz w:val="22"/>
+        </w:rPr>
+        <w:t>Sweeping dilation alone found 16 px optimal, but only at the threshold we happened to have fixed. Threshold and dilation are not independent: a higher threshold produces a smaller raw mask, which then needs more dilation to reach the same coverage. We therefore swept both, twenty cells in total, on the same sixty samples with the other arms held fixed.</w:t>
+      </w:r>
+    </w:p>
+    <w:p>
+      <w:pPr>
+        <w:spacing w:after="60"/>
+      </w:pPr>
+      <w:r>
+        <w:rPr>
+          <w:i/>
+          <w:color w:val="5A5852"/>
+          <w:sz w:val="19"/>
+        </w:rPr>
+        <w:t>Table 19. Net improvement across the threshold and dilation grid. Twenty cells, sixty samples each.</w:t>
+      </w:r>
+    </w:p>
+    <w:tbl>
+      <w:tblPr>
+        <w:tblW w:type="auto" w:w="0"/>
+        <w:jc w:val="center"/>
+        <w:tblLook w:firstColumn="1" w:firstRow="1" w:lastColumn="0" w:lastRow="0" w:noHBand="0" w:noVBand="1" w:val="04A0"/>
+        <w:tblBorders>
+          <w:top w:val="single" w:sz="12" w:color="1B1A17"/>
+          <w:bottom w:val="single" w:sz="12" w:color="1B1A17"/>
+          <w:left w:val="none"/>
+          <w:right w:val="none"/>
+          <w:insideV w:val="none"/>
+          <w:insideH w:val="none"/>
+        </w:tblBorders>
+      </w:tblPr>
+      <w:tblGrid>
+        <w:gridCol w:w="1512"/>
+        <w:gridCol w:w="1512"/>
+        <w:gridCol w:w="1512"/>
+        <w:gridCol w:w="1512"/>
+        <w:gridCol w:w="1512"/>
+        <w:gridCol w:w="1512"/>
+      </w:tblGrid>
+      <w:tr>
+        <w:tc>
+          <w:tcPr>
+            <w:tcW w:type="dxa" w:w="1584"/>
+            <w:tcBorders>
+              <w:bottom w:val="single" w:sz="6" w:color="1B1A17"/>
+            </w:tcBorders>
+          </w:tcPr>
+          <w:p>
+            <w:pPr>
+              <w:spacing w:before="40" w:after="40"/>
+              <w:jc w:val="left"/>
+            </w:pPr>
+            <w:r/>
+            <w:r>
+              <w:rPr>
+                <w:rFonts w:ascii="Cambria" w:hAnsi="Cambria"/>
+                <w:b/>
+                <w:sz w:val="19"/>
+              </w:rPr>
+              <w:t>Threshold</w:t>
+            </w:r>
+          </w:p>
+        </w:tc>
+        <w:tc>
+          <w:tcPr>
+            <w:tcW w:type="dxa" w:w="1584"/>
+            <w:tcBorders>
+              <w:bottom w:val="single" w:sz="6" w:color="1B1A17"/>
+            </w:tcBorders>
+          </w:tcPr>
+          <w:p>
+            <w:pPr>
+              <w:spacing w:before="40" w:after="40"/>
+              <w:jc w:val="right"/>
+            </w:pPr>
+            <w:r/>
+            <w:r>
+              <w:rPr>
+                <w:rFonts w:ascii="Cambria" w:hAnsi="Cambria"/>
+                <w:b/>
+                <w:sz w:val="19"/>
+              </w:rPr>
+              <w:t>0 px</w:t>
+            </w:r>
+          </w:p>
+        </w:tc>
+        <w:tc>
+          <w:tcPr>
+            <w:tcW w:type="dxa" w:w="1584"/>
+            <w:tcBorders>
+              <w:bottom w:val="single" w:sz="6" w:color="1B1A17"/>
+            </w:tcBorders>
+          </w:tcPr>
+          <w:p>
+            <w:pPr>
+              <w:spacing w:before="40" w:after="40"/>
+              <w:jc w:val="right"/>
+            </w:pPr>
+            <w:r/>
+            <w:r>
+              <w:rPr>
+                <w:rFonts w:ascii="Cambria" w:hAnsi="Cambria"/>
+                <w:b/>
+                <w:sz w:val="19"/>
+              </w:rPr>
+              <w:t>16 px</w:t>
+            </w:r>
+          </w:p>
+        </w:tc>
+        <w:tc>
+          <w:tcPr>
+            <w:tcW w:type="dxa" w:w="1584"/>
+            <w:tcBorders>
+              <w:bottom w:val="single" w:sz="6" w:color="1B1A17"/>
+            </w:tcBorders>
+          </w:tcPr>
+          <w:p>
+            <w:pPr>
+              <w:spacing w:before="40" w:after="40"/>
+              <w:jc w:val="right"/>
+            </w:pPr>
+            <w:r/>
+            <w:r>
+              <w:rPr>
+                <w:rFonts w:ascii="Cambria" w:hAnsi="Cambria"/>
+                <w:b/>
+                <w:sz w:val="19"/>
+              </w:rPr>
+              <w:t>32 px</w:t>
+            </w:r>
+          </w:p>
+        </w:tc>
+        <w:tc>
+          <w:tcPr>
+            <w:tcW w:type="dxa" w:w="1584"/>
+            <w:tcBorders>
+              <w:bottom w:val="single" w:sz="6" w:color="1B1A17"/>
+            </w:tcBorders>
+          </w:tcPr>
+          <w:p>
+            <w:pPr>
+              <w:spacing w:before="40" w:after="40"/>
+              <w:jc w:val="right"/>
+            </w:pPr>
+            <w:r/>
+            <w:r>
+              <w:rPr>
+                <w:rFonts w:ascii="Cambria" w:hAnsi="Cambria"/>
+                <w:b/>
+                <w:sz w:val="19"/>
+              </w:rPr>
+              <w:t>48 px</w:t>
+            </w:r>
+          </w:p>
+        </w:tc>
+        <w:tc>
+          <w:tcPr>
+            <w:tcW w:type="dxa" w:w="1584"/>
+            <w:tcBorders>
+              <w:bottom w:val="single" w:sz="6" w:color="1B1A17"/>
+            </w:tcBorders>
+          </w:tcPr>
+          <w:p>
+            <w:pPr>
+              <w:spacing w:before="40" w:after="40"/>
+              <w:jc w:val="right"/>
+            </w:pPr>
+            <w:r/>
+            <w:r>
+              <w:rPr>
+                <w:rFonts w:ascii="Cambria" w:hAnsi="Cambria"/>
+                <w:b/>
+                <w:sz w:val="19"/>
+              </w:rPr>
+              <w:t>64 px</w:t>
+            </w:r>
+          </w:p>
+        </w:tc>
+      </w:tr>
+      <w:tr>
+        <w:tc>
+          <w:tcPr>
+            <w:tcW w:type="dxa" w:w="1584"/>
+          </w:tcPr>
+          <w:p>
+            <w:pPr>
+              <w:spacing w:before="40" w:after="40"/>
+              <w:jc w:val="left"/>
+            </w:pPr>
+            <w:r/>
+            <w:r>
+              <w:rPr>
+                <w:rFonts w:ascii="Cambria" w:hAnsi="Cambria"/>
+                <w:b w:val="0"/>
+                <w:sz w:val="19"/>
+              </w:rPr>
+              <w:t>0.2</w:t>
+            </w:r>
+          </w:p>
+        </w:tc>
+        <w:tc>
+          <w:tcPr>
+            <w:tcW w:type="dxa" w:w="1584"/>
+          </w:tcPr>
+          <w:p>
+            <w:pPr>
+              <w:spacing w:before="40" w:after="40"/>
+              <w:jc w:val="right"/>
+            </w:pPr>
+            <w:r/>
+            <w:r>
+              <w:rPr>
+                <w:rFonts w:ascii="Cambria" w:hAnsi="Cambria"/>
+                <w:b w:val="0"/>
+                <w:sz w:val="19"/>
+              </w:rPr>
+              <w:t>+31.2%</w:t>
+            </w:r>
+          </w:p>
+        </w:tc>
+        <w:tc>
+          <w:tcPr>
+            <w:tcW w:type="dxa" w:w="1584"/>
+          </w:tcPr>
+          <w:p>
+            <w:pPr>
+              <w:spacing w:before="40" w:after="40"/>
+              <w:jc w:val="right"/>
+            </w:pPr>
+            <w:r/>
+            <w:r>
+              <w:rPr>
+                <w:rFonts w:ascii="Cambria" w:hAnsi="Cambria"/>
+                <w:b w:val="0"/>
+                <w:sz w:val="19"/>
+              </w:rPr>
+              <w:t>+36.9%</w:t>
+            </w:r>
+          </w:p>
+        </w:tc>
+        <w:tc>
+          <w:tcPr>
+            <w:tcW w:type="dxa" w:w="1584"/>
+          </w:tcPr>
+          <w:p>
+            <w:pPr>
+              <w:spacing w:before="40" w:after="40"/>
+              <w:jc w:val="right"/>
+            </w:pPr>
+            <w:r/>
+            <w:r>
+              <w:rPr>
+                <w:rFonts w:ascii="Cambria" w:hAnsi="Cambria"/>
+                <w:b w:val="0"/>
+                <w:sz w:val="19"/>
+              </w:rPr>
+              <w:t>+36.7%</w:t>
+            </w:r>
+          </w:p>
+        </w:tc>
+        <w:tc>
+          <w:tcPr>
+            <w:tcW w:type="dxa" w:w="1584"/>
+          </w:tcPr>
+          <w:p>
+            <w:pPr>
+              <w:spacing w:before="40" w:after="40"/>
+              <w:jc w:val="right"/>
+            </w:pPr>
+            <w:r/>
+            <w:r>
+              <w:rPr>
+                <w:rFonts w:ascii="Cambria" w:hAnsi="Cambria"/>
+                <w:b w:val="0"/>
+                <w:sz w:val="19"/>
+              </w:rPr>
+              <w:t>+35.7%</w:t>
+            </w:r>
+          </w:p>
+        </w:tc>
+        <w:tc>
+          <w:tcPr>
+            <w:tcW w:type="dxa" w:w="1584"/>
+          </w:tcPr>
+          <w:p>
+            <w:pPr>
+              <w:spacing w:before="40" w:after="40"/>
+              <w:jc w:val="right"/>
+            </w:pPr>
+            <w:r/>
+            <w:r>
+              <w:rPr>
+                <w:rFonts w:ascii="Cambria" w:hAnsi="Cambria"/>
+                <w:b w:val="0"/>
+                <w:sz w:val="19"/>
+              </w:rPr>
+              <w:t>+32.7%</w:t>
+            </w:r>
+          </w:p>
+        </w:tc>
+      </w:tr>
+      <w:tr>
+        <w:tc>
+          <w:tcPr>
+            <w:tcW w:type="dxa" w:w="1584"/>
+          </w:tcPr>
+          <w:p>
+            <w:pPr>
+              <w:spacing w:before="40" w:after="40"/>
+              <w:jc w:val="left"/>
+            </w:pPr>
+            <w:r/>
+            <w:r>
+              <w:rPr>
+                <w:rFonts w:ascii="Cambria" w:hAnsi="Cambria"/>
+                <w:b/>
+                <w:sz w:val="19"/>
+              </w:rPr>
+              <w:t>0.3</w:t>
+            </w:r>
+          </w:p>
+        </w:tc>
+        <w:tc>
+          <w:tcPr>
+            <w:tcW w:type="dxa" w:w="1584"/>
+          </w:tcPr>
+          <w:p>
+            <w:pPr>
+              <w:spacing w:before="40" w:after="40"/>
+              <w:jc w:val="right"/>
+            </w:pPr>
+            <w:r/>
+            <w:r>
+              <w:rPr>
+                <w:rFonts w:ascii="Cambria" w:hAnsi="Cambria"/>
+                <w:b/>
+                <w:sz w:val="19"/>
+              </w:rPr>
+              <w:t>+28.6%</w:t>
+            </w:r>
+          </w:p>
+        </w:tc>
+        <w:tc>
+          <w:tcPr>
+            <w:tcW w:type="dxa" w:w="1584"/>
+          </w:tcPr>
+          <w:p>
+            <w:pPr>
+              <w:spacing w:before="40" w:after="40"/>
+              <w:jc w:val="right"/>
+            </w:pPr>
+            <w:r/>
+            <w:r>
+              <w:rPr>
+                <w:rFonts w:ascii="Cambria" w:hAnsi="Cambria"/>
+                <w:b/>
+                <w:sz w:val="19"/>
+              </w:rPr>
+              <w:t>+36.5%</w:t>
+            </w:r>
+          </w:p>
+        </w:tc>
+        <w:tc>
+          <w:tcPr>
+            <w:tcW w:type="dxa" w:w="1584"/>
+          </w:tcPr>
+          <w:p>
+            <w:pPr>
+              <w:spacing w:before="40" w:after="40"/>
+              <w:jc w:val="right"/>
+            </w:pPr>
+            <w:r/>
+            <w:r>
+              <w:rPr>
+                <w:rFonts w:ascii="Cambria" w:hAnsi="Cambria"/>
+                <w:b/>
+                <w:sz w:val="19"/>
+              </w:rPr>
+              <w:t>+39.5%</w:t>
+            </w:r>
+          </w:p>
+        </w:tc>
+        <w:tc>
+          <w:tcPr>
+            <w:tcW w:type="dxa" w:w="1584"/>
+          </w:tcPr>
+          <w:p>
+            <w:pPr>
+              <w:spacing w:before="40" w:after="40"/>
+              <w:jc w:val="right"/>
+            </w:pPr>
+            <w:r/>
+            <w:r>
+              <w:rPr>
+                <w:rFonts w:ascii="Cambria" w:hAnsi="Cambria"/>
+                <w:b/>
+                <w:sz w:val="19"/>
+              </w:rPr>
+              <w:t>+37.9%</w:t>
+            </w:r>
+          </w:p>
+        </w:tc>
+        <w:tc>
+          <w:tcPr>
+            <w:tcW w:type="dxa" w:w="1584"/>
+          </w:tcPr>
+          <w:p>
+            <w:pPr>
+              <w:spacing w:before="40" w:after="40"/>
+              <w:jc w:val="right"/>
+            </w:pPr>
+            <w:r/>
+            <w:r>
+              <w:rPr>
+                <w:rFonts w:ascii="Cambria" w:hAnsi="Cambria"/>
+                <w:b/>
+                <w:sz w:val="19"/>
+              </w:rPr>
+              <w:t>+33.3%</w:t>
+            </w:r>
+          </w:p>
+        </w:tc>
+      </w:tr>
+      <w:tr>
+        <w:tc>
+          <w:tcPr>
+            <w:tcW w:type="dxa" w:w="1584"/>
+          </w:tcPr>
+          <w:p>
+            <w:pPr>
+              <w:spacing w:before="40" w:after="40"/>
+              <w:jc w:val="left"/>
+            </w:pPr>
+            <w:r/>
+            <w:r>
+              <w:rPr>
+                <w:rFonts w:ascii="Cambria" w:hAnsi="Cambria"/>
+                <w:b w:val="0"/>
+                <w:sz w:val="19"/>
+              </w:rPr>
+              <w:t>0.4</w:t>
+            </w:r>
+          </w:p>
+        </w:tc>
+        <w:tc>
+          <w:tcPr>
+            <w:tcW w:type="dxa" w:w="1584"/>
+          </w:tcPr>
+          <w:p>
+            <w:pPr>
+              <w:spacing w:before="40" w:after="40"/>
+              <w:jc w:val="right"/>
+            </w:pPr>
+            <w:r/>
+            <w:r>
+              <w:rPr>
+                <w:rFonts w:ascii="Cambria" w:hAnsi="Cambria"/>
+                <w:b w:val="0"/>
+                <w:sz w:val="19"/>
+              </w:rPr>
+              <w:t>+26.5%</w:t>
+            </w:r>
+          </w:p>
+        </w:tc>
+        <w:tc>
+          <w:tcPr>
+            <w:tcW w:type="dxa" w:w="1584"/>
+          </w:tcPr>
+          <w:p>
+            <w:pPr>
+              <w:spacing w:before="40" w:after="40"/>
+              <w:jc w:val="right"/>
+            </w:pPr>
+            <w:r/>
+            <w:r>
+              <w:rPr>
+                <w:rFonts w:ascii="Cambria" w:hAnsi="Cambria"/>
+                <w:b w:val="0"/>
+                <w:sz w:val="19"/>
+              </w:rPr>
+              <w:t>+34.9%</w:t>
+            </w:r>
+          </w:p>
+        </w:tc>
+        <w:tc>
+          <w:tcPr>
+            <w:tcW w:type="dxa" w:w="1584"/>
+          </w:tcPr>
+          <w:p>
+            <w:pPr>
+              <w:spacing w:before="40" w:after="40"/>
+              <w:jc w:val="right"/>
+            </w:pPr>
+            <w:r/>
+            <w:r>
+              <w:rPr>
+                <w:rFonts w:ascii="Cambria" w:hAnsi="Cambria"/>
+                <w:b w:val="0"/>
+                <w:sz w:val="19"/>
+              </w:rPr>
+              <w:t>+38.4%</w:t>
+            </w:r>
+          </w:p>
+        </w:tc>
+        <w:tc>
+          <w:tcPr>
+            <w:tcW w:type="dxa" w:w="1584"/>
+          </w:tcPr>
+          <w:p>
+            <w:pPr>
+              <w:spacing w:before="40" w:after="40"/>
+              <w:jc w:val="right"/>
+            </w:pPr>
+            <w:r/>
+            <w:r>
+              <w:rPr>
+                <w:rFonts w:ascii="Cambria" w:hAnsi="Cambria"/>
+                <w:b w:val="0"/>
+                <w:sz w:val="19"/>
+              </w:rPr>
+              <w:t>+39.4%</w:t>
+            </w:r>
+          </w:p>
+        </w:tc>
+        <w:tc>
+          <w:tcPr>
+            <w:tcW w:type="dxa" w:w="1584"/>
+          </w:tcPr>
+          <w:p>
+            <w:pPr>
+              <w:spacing w:before="40" w:after="40"/>
+              <w:jc w:val="right"/>
+            </w:pPr>
+            <w:r/>
+            <w:r>
+              <w:rPr>
+                <w:rFonts w:ascii="Cambria" w:hAnsi="Cambria"/>
+                <w:b w:val="0"/>
+                <w:sz w:val="19"/>
+              </w:rPr>
+              <w:t>+35.9%</w:t>
+            </w:r>
+          </w:p>
+        </w:tc>
+      </w:tr>
+      <w:tr>
+        <w:tc>
+          <w:tcPr>
+            <w:tcW w:type="dxa" w:w="1584"/>
+          </w:tcPr>
+          <w:p>
+            <w:pPr>
+              <w:spacing w:before="40" w:after="40"/>
+              <w:jc w:val="left"/>
+            </w:pPr>
+            <w:r/>
+            <w:r>
+              <w:rPr>
+                <w:rFonts w:ascii="Cambria" w:hAnsi="Cambria"/>
+                <w:b w:val="0"/>
+                <w:sz w:val="19"/>
+              </w:rPr>
+              <w:t>0.5</w:t>
+            </w:r>
+          </w:p>
+        </w:tc>
+        <w:tc>
+          <w:tcPr>
+            <w:tcW w:type="dxa" w:w="1584"/>
+          </w:tcPr>
+          <w:p>
+            <w:pPr>
+              <w:spacing w:before="40" w:after="40"/>
+              <w:jc w:val="right"/>
+            </w:pPr>
+            <w:r/>
+            <w:r>
+              <w:rPr>
+                <w:rFonts w:ascii="Cambria" w:hAnsi="Cambria"/>
+                <w:b w:val="0"/>
+                <w:sz w:val="19"/>
+              </w:rPr>
+              <w:t>+24.2%</w:t>
+            </w:r>
+          </w:p>
+        </w:tc>
+        <w:tc>
+          <w:tcPr>
+            <w:tcW w:type="dxa" w:w="1584"/>
+          </w:tcPr>
+          <w:p>
+            <w:pPr>
+              <w:spacing w:before="40" w:after="40"/>
+              <w:jc w:val="right"/>
+            </w:pPr>
+            <w:r/>
+            <w:r>
+              <w:rPr>
+                <w:rFonts w:ascii="Cambria" w:hAnsi="Cambria"/>
+                <w:b w:val="0"/>
+                <w:sz w:val="19"/>
+              </w:rPr>
+              <w:t>+32.8%</w:t>
+            </w:r>
+          </w:p>
+        </w:tc>
+        <w:tc>
+          <w:tcPr>
+            <w:tcW w:type="dxa" w:w="1584"/>
+          </w:tcPr>
+          <w:p>
+            <w:pPr>
+              <w:spacing w:before="40" w:after="40"/>
+              <w:jc w:val="right"/>
+            </w:pPr>
+            <w:r/>
+            <w:r>
+              <w:rPr>
+                <w:rFonts w:ascii="Cambria" w:hAnsi="Cambria"/>
+                <w:b w:val="0"/>
+                <w:sz w:val="19"/>
+              </w:rPr>
+              <w:t>+36.2%</w:t>
+            </w:r>
+          </w:p>
+        </w:tc>
+        <w:tc>
+          <w:tcPr>
+            <w:tcW w:type="dxa" w:w="1584"/>
+          </w:tcPr>
+          <w:p>
+            <w:pPr>
+              <w:spacing w:before="40" w:after="40"/>
+              <w:jc w:val="right"/>
+            </w:pPr>
+            <w:r/>
+            <w:r>
+              <w:rPr>
+                <w:rFonts w:ascii="Cambria" w:hAnsi="Cambria"/>
+                <w:b w:val="0"/>
+                <w:sz w:val="19"/>
+              </w:rPr>
+              <w:t>+38.4%</w:t>
+            </w:r>
+          </w:p>
+        </w:tc>
+        <w:tc>
+          <w:tcPr>
+            <w:tcW w:type="dxa" w:w="1584"/>
+          </w:tcPr>
+          <w:p>
+            <w:pPr>
+              <w:spacing w:before="40" w:after="40"/>
+              <w:jc w:val="right"/>
+            </w:pPr>
+            <w:r/>
+            <w:r>
+              <w:rPr>
+                <w:rFonts w:ascii="Cambria" w:hAnsi="Cambria"/>
+                <w:b w:val="0"/>
+                <w:sz w:val="19"/>
+              </w:rPr>
+              <w:t>+37.9%</w:t>
+            </w:r>
+          </w:p>
+        </w:tc>
+      </w:tr>
+    </w:tbl>
+    <w:p>
+      <w:pPr>
+        <w:spacing w:after="80"/>
+      </w:pPr>
+    </w:p>
+    <w:p>
+      <w:pPr>
+        <w:spacing w:after="60"/>
+      </w:pPr>
+      <w:r>
+        <w:rPr>
+          <w:i/>
+          <w:color w:val="5A5852"/>
+          <w:sz w:val="19"/>
+        </w:rPr>
+        <w:t>Table 20. Collateral change across the same grid. Whole-frame editing is 24.2 percent.</w:t>
+      </w:r>
+    </w:p>
+    <w:tbl>
+      <w:tblPr>
+        <w:tblW w:type="auto" w:w="0"/>
+        <w:jc w:val="center"/>
+        <w:tblLook w:firstColumn="1" w:firstRow="1" w:lastColumn="0" w:lastRow="0" w:noHBand="0" w:noVBand="1" w:val="04A0"/>
+        <w:tblBorders>
+          <w:top w:val="single" w:sz="12" w:color="1B1A17"/>
+          <w:bottom w:val="single" w:sz="12" w:color="1B1A17"/>
+          <w:left w:val="none"/>
+          <w:right w:val="none"/>
+          <w:insideV w:val="none"/>
+          <w:insideH w:val="none"/>
+        </w:tblBorders>
+      </w:tblPr>
+      <w:tblGrid>
+        <w:gridCol w:w="1512"/>
+        <w:gridCol w:w="1512"/>
+        <w:gridCol w:w="1512"/>
+        <w:gridCol w:w="1512"/>
+        <w:gridCol w:w="1512"/>
+        <w:gridCol w:w="1512"/>
+      </w:tblGrid>
+      <w:tr>
+        <w:tc>
+          <w:tcPr>
+            <w:tcW w:type="dxa" w:w="1584"/>
+            <w:tcBorders>
+              <w:bottom w:val="single" w:sz="6" w:color="1B1A17"/>
+            </w:tcBorders>
+          </w:tcPr>
+          <w:p>
+            <w:pPr>
+              <w:spacing w:before="40" w:after="40"/>
+              <w:jc w:val="left"/>
+            </w:pPr>
+            <w:r/>
+            <w:r>
+              <w:rPr>
+                <w:rFonts w:ascii="Cambria" w:hAnsi="Cambria"/>
+                <w:b/>
+                <w:sz w:val="19"/>
+              </w:rPr>
+              <w:t>Threshold</w:t>
+            </w:r>
+          </w:p>
+        </w:tc>
+        <w:tc>
+          <w:tcPr>
+            <w:tcW w:type="dxa" w:w="1584"/>
+            <w:tcBorders>
+              <w:bottom w:val="single" w:sz="6" w:color="1B1A17"/>
+            </w:tcBorders>
+          </w:tcPr>
+          <w:p>
+            <w:pPr>
+              <w:spacing w:before="40" w:after="40"/>
+              <w:jc w:val="right"/>
+            </w:pPr>
+            <w:r/>
+            <w:r>
+              <w:rPr>
+                <w:rFonts w:ascii="Cambria" w:hAnsi="Cambria"/>
+                <w:b/>
+                <w:sz w:val="19"/>
+              </w:rPr>
+              <w:t>0 px</w:t>
+            </w:r>
+          </w:p>
+        </w:tc>
+        <w:tc>
+          <w:tcPr>
+            <w:tcW w:type="dxa" w:w="1584"/>
+            <w:tcBorders>
+              <w:bottom w:val="single" w:sz="6" w:color="1B1A17"/>
+            </w:tcBorders>
+          </w:tcPr>
+          <w:p>
+            <w:pPr>
+              <w:spacing w:before="40" w:after="40"/>
+              <w:jc w:val="right"/>
+            </w:pPr>
+            <w:r/>
+            <w:r>
+              <w:rPr>
+                <w:rFonts w:ascii="Cambria" w:hAnsi="Cambria"/>
+                <w:b/>
+                <w:sz w:val="19"/>
+              </w:rPr>
+              <w:t>16 px</w:t>
+            </w:r>
+          </w:p>
+        </w:tc>
+        <w:tc>
+          <w:tcPr>
+            <w:tcW w:type="dxa" w:w="1584"/>
+            <w:tcBorders>
+              <w:bottom w:val="single" w:sz="6" w:color="1B1A17"/>
+            </w:tcBorders>
+          </w:tcPr>
+          <w:p>
+            <w:pPr>
+              <w:spacing w:before="40" w:after="40"/>
+              <w:jc w:val="right"/>
+            </w:pPr>
+            <w:r/>
+            <w:r>
+              <w:rPr>
+                <w:rFonts w:ascii="Cambria" w:hAnsi="Cambria"/>
+                <w:b/>
+                <w:sz w:val="19"/>
+              </w:rPr>
+              <w:t>32 px</w:t>
+            </w:r>
+          </w:p>
+        </w:tc>
+        <w:tc>
+          <w:tcPr>
+            <w:tcW w:type="dxa" w:w="1584"/>
+            <w:tcBorders>
+              <w:bottom w:val="single" w:sz="6" w:color="1B1A17"/>
+            </w:tcBorders>
+          </w:tcPr>
+          <w:p>
+            <w:pPr>
+              <w:spacing w:before="40" w:after="40"/>
+              <w:jc w:val="right"/>
+            </w:pPr>
+            <w:r/>
+            <w:r>
+              <w:rPr>
+                <w:rFonts w:ascii="Cambria" w:hAnsi="Cambria"/>
+                <w:b/>
+                <w:sz w:val="19"/>
+              </w:rPr>
+              <w:t>48 px</w:t>
+            </w:r>
+          </w:p>
+        </w:tc>
+        <w:tc>
+          <w:tcPr>
+            <w:tcW w:type="dxa" w:w="1584"/>
+            <w:tcBorders>
+              <w:bottom w:val="single" w:sz="6" w:color="1B1A17"/>
+            </w:tcBorders>
+          </w:tcPr>
+          <w:p>
+            <w:pPr>
+              <w:spacing w:before="40" w:after="40"/>
+              <w:jc w:val="right"/>
+            </w:pPr>
+            <w:r/>
+            <w:r>
+              <w:rPr>
+                <w:rFonts w:ascii="Cambria" w:hAnsi="Cambria"/>
+                <w:b/>
+                <w:sz w:val="19"/>
+              </w:rPr>
+              <w:t>64 px</w:t>
+            </w:r>
+          </w:p>
+        </w:tc>
+      </w:tr>
+      <w:tr>
+        <w:tc>
+          <w:tcPr>
+            <w:tcW w:type="dxa" w:w="1584"/>
+          </w:tcPr>
+          <w:p>
+            <w:pPr>
+              <w:spacing w:before="40" w:after="40"/>
+              <w:jc w:val="left"/>
+            </w:pPr>
+            <w:r/>
+            <w:r>
+              <w:rPr>
+                <w:rFonts w:ascii="Cambria" w:hAnsi="Cambria"/>
+                <w:b w:val="0"/>
+                <w:sz w:val="19"/>
+              </w:rPr>
+              <w:t>0.2</w:t>
+            </w:r>
+          </w:p>
+        </w:tc>
+        <w:tc>
+          <w:tcPr>
+            <w:tcW w:type="dxa" w:w="1584"/>
+          </w:tcPr>
+          <w:p>
+            <w:pPr>
+              <w:spacing w:before="40" w:after="40"/>
+              <w:jc w:val="right"/>
+            </w:pPr>
+            <w:r/>
+            <w:r>
+              <w:rPr>
+                <w:rFonts w:ascii="Cambria" w:hAnsi="Cambria"/>
+                <w:b w:val="0"/>
+                <w:sz w:val="19"/>
+              </w:rPr>
+              <w:t>14.1%</w:t>
+            </w:r>
+          </w:p>
+        </w:tc>
+        <w:tc>
+          <w:tcPr>
+            <w:tcW w:type="dxa" w:w="1584"/>
+          </w:tcPr>
+          <w:p>
+            <w:pPr>
+              <w:spacing w:before="40" w:after="40"/>
+              <w:jc w:val="right"/>
+            </w:pPr>
+            <w:r/>
+            <w:r>
+              <w:rPr>
+                <w:rFonts w:ascii="Cambria" w:hAnsi="Cambria"/>
+                <w:b w:val="0"/>
+                <w:sz w:val="19"/>
+              </w:rPr>
+              <w:t>20.6%</w:t>
+            </w:r>
+          </w:p>
+        </w:tc>
+        <w:tc>
+          <w:tcPr>
+            <w:tcW w:type="dxa" w:w="1584"/>
+          </w:tcPr>
+          <w:p>
+            <w:pPr>
+              <w:spacing w:before="40" w:after="40"/>
+              <w:jc w:val="right"/>
+            </w:pPr>
+            <w:r/>
+            <w:r>
+              <w:rPr>
+                <w:rFonts w:ascii="Cambria" w:hAnsi="Cambria"/>
+                <w:b w:val="0"/>
+                <w:sz w:val="19"/>
+              </w:rPr>
+              <w:t>27.6%</w:t>
+            </w:r>
+          </w:p>
+        </w:tc>
+        <w:tc>
+          <w:tcPr>
+            <w:tcW w:type="dxa" w:w="1584"/>
+          </w:tcPr>
+          <w:p>
+            <w:pPr>
+              <w:spacing w:before="40" w:after="40"/>
+              <w:jc w:val="right"/>
+            </w:pPr>
+            <w:r/>
+            <w:r>
+              <w:rPr>
+                <w:rFonts w:ascii="Cambria" w:hAnsi="Cambria"/>
+                <w:b w:val="0"/>
+                <w:sz w:val="19"/>
+              </w:rPr>
+              <w:t>34.5%</w:t>
+            </w:r>
+          </w:p>
+        </w:tc>
+        <w:tc>
+          <w:tcPr>
+            <w:tcW w:type="dxa" w:w="1584"/>
+          </w:tcPr>
+          <w:p>
+            <w:pPr>
+              <w:spacing w:before="40" w:after="40"/>
+              <w:jc w:val="right"/>
+            </w:pPr>
+            <w:r/>
+            <w:r>
+              <w:rPr>
+                <w:rFonts w:ascii="Cambria" w:hAnsi="Cambria"/>
+                <w:b w:val="0"/>
+                <w:sz w:val="19"/>
+              </w:rPr>
+              <w:t>40.4%</w:t>
+            </w:r>
+          </w:p>
+        </w:tc>
+      </w:tr>
+      <w:tr>
+        <w:tc>
+          <w:tcPr>
+            <w:tcW w:type="dxa" w:w="1584"/>
+          </w:tcPr>
+          <w:p>
+            <w:pPr>
+              <w:spacing w:before="40" w:after="40"/>
+              <w:jc w:val="left"/>
+            </w:pPr>
+            <w:r/>
+            <w:r>
+              <w:rPr>
+                <w:rFonts w:ascii="Cambria" w:hAnsi="Cambria"/>
+                <w:b w:val="0"/>
+                <w:sz w:val="19"/>
+              </w:rPr>
+              <w:t>0.3</w:t>
+            </w:r>
+          </w:p>
+        </w:tc>
+        <w:tc>
+          <w:tcPr>
+            <w:tcW w:type="dxa" w:w="1584"/>
+          </w:tcPr>
+          <w:p>
+            <w:pPr>
+              <w:spacing w:before="40" w:after="40"/>
+              <w:jc w:val="right"/>
+            </w:pPr>
+            <w:r/>
+            <w:r>
+              <w:rPr>
+                <w:rFonts w:ascii="Cambria" w:hAnsi="Cambria"/>
+                <w:b w:val="0"/>
+                <w:sz w:val="19"/>
+              </w:rPr>
+              <w:t>11.8%</w:t>
+            </w:r>
+          </w:p>
+        </w:tc>
+        <w:tc>
+          <w:tcPr>
+            <w:tcW w:type="dxa" w:w="1584"/>
+          </w:tcPr>
+          <w:p>
+            <w:pPr>
+              <w:spacing w:before="40" w:after="40"/>
+              <w:jc w:val="right"/>
+            </w:pPr>
+            <w:r/>
+            <w:r>
+              <w:rPr>
+                <w:rFonts w:ascii="Cambria" w:hAnsi="Cambria"/>
+                <w:b w:val="0"/>
+                <w:sz w:val="19"/>
+              </w:rPr>
+              <w:t>16.4%</w:t>
+            </w:r>
+          </w:p>
+        </w:tc>
+        <w:tc>
+          <w:tcPr>
+            <w:tcW w:type="dxa" w:w="1584"/>
+          </w:tcPr>
+          <w:p>
+            <w:pPr>
+              <w:spacing w:before="40" w:after="40"/>
+              <w:jc w:val="right"/>
+            </w:pPr>
+            <w:r/>
+            <w:r>
+              <w:rPr>
+                <w:rFonts w:ascii="Cambria" w:hAnsi="Cambria"/>
+                <w:b w:val="0"/>
+                <w:sz w:val="19"/>
+              </w:rPr>
+              <w:t>22.2%</w:t>
+            </w:r>
+          </w:p>
+        </w:tc>
+        <w:tc>
+          <w:tcPr>
+            <w:tcW w:type="dxa" w:w="1584"/>
+          </w:tcPr>
+          <w:p>
+            <w:pPr>
+              <w:spacing w:before="40" w:after="40"/>
+              <w:jc w:val="right"/>
+            </w:pPr>
+            <w:r/>
+            <w:r>
+              <w:rPr>
+                <w:rFonts w:ascii="Cambria" w:hAnsi="Cambria"/>
+                <w:b w:val="0"/>
+                <w:sz w:val="19"/>
+              </w:rPr>
+              <w:t>28.2%</w:t>
+            </w:r>
+          </w:p>
+        </w:tc>
+        <w:tc>
+          <w:tcPr>
+            <w:tcW w:type="dxa" w:w="1584"/>
+          </w:tcPr>
+          <w:p>
+            <w:pPr>
+              <w:spacing w:before="40" w:after="40"/>
+              <w:jc w:val="right"/>
+            </w:pPr>
+            <w:r/>
+            <w:r>
+              <w:rPr>
+                <w:rFonts w:ascii="Cambria" w:hAnsi="Cambria"/>
+                <w:b w:val="0"/>
+                <w:sz w:val="19"/>
+              </w:rPr>
+              <w:t>34.9%</w:t>
+            </w:r>
+          </w:p>
+        </w:tc>
+      </w:tr>
+      <w:tr>
+        <w:tc>
+          <w:tcPr>
+            <w:tcW w:type="dxa" w:w="1584"/>
+          </w:tcPr>
+          <w:p>
+            <w:pPr>
+              <w:spacing w:before="40" w:after="40"/>
+              <w:jc w:val="left"/>
+            </w:pPr>
+            <w:r/>
+            <w:r>
+              <w:rPr>
+                <w:rFonts w:ascii="Cambria" w:hAnsi="Cambria"/>
+                <w:b w:val="0"/>
+                <w:sz w:val="19"/>
+              </w:rPr>
+              <w:t>0.4</w:t>
+            </w:r>
+          </w:p>
+        </w:tc>
+        <w:tc>
+          <w:tcPr>
+            <w:tcW w:type="dxa" w:w="1584"/>
+          </w:tcPr>
+          <w:p>
+            <w:pPr>
+              <w:spacing w:before="40" w:after="40"/>
+              <w:jc w:val="right"/>
+            </w:pPr>
+            <w:r/>
+            <w:r>
+              <w:rPr>
+                <w:rFonts w:ascii="Cambria" w:hAnsi="Cambria"/>
+                <w:b w:val="0"/>
+                <w:sz w:val="19"/>
+              </w:rPr>
+              <w:t>9.9%</w:t>
+            </w:r>
+          </w:p>
+        </w:tc>
+        <w:tc>
+          <w:tcPr>
+            <w:tcW w:type="dxa" w:w="1584"/>
+          </w:tcPr>
+          <w:p>
+            <w:pPr>
+              <w:spacing w:before="40" w:after="40"/>
+              <w:jc w:val="right"/>
+            </w:pPr>
+            <w:r/>
+            <w:r>
+              <w:rPr>
+                <w:rFonts w:ascii="Cambria" w:hAnsi="Cambria"/>
+                <w:b w:val="0"/>
+                <w:sz w:val="19"/>
+              </w:rPr>
+              <w:t>13.7%</w:t>
+            </w:r>
+          </w:p>
+        </w:tc>
+        <w:tc>
+          <w:tcPr>
+            <w:tcW w:type="dxa" w:w="1584"/>
+          </w:tcPr>
+          <w:p>
+            <w:pPr>
+              <w:spacing w:before="40" w:after="40"/>
+              <w:jc w:val="right"/>
+            </w:pPr>
+            <w:r/>
+            <w:r>
+              <w:rPr>
+                <w:rFonts w:ascii="Cambria" w:hAnsi="Cambria"/>
+                <w:b w:val="0"/>
+                <w:sz w:val="19"/>
+              </w:rPr>
+              <w:t>18.5%</w:t>
+            </w:r>
+          </w:p>
+        </w:tc>
+        <w:tc>
+          <w:tcPr>
+            <w:tcW w:type="dxa" w:w="1584"/>
+          </w:tcPr>
+          <w:p>
+            <w:pPr>
+              <w:spacing w:before="40" w:after="40"/>
+              <w:jc w:val="right"/>
+            </w:pPr>
+            <w:r/>
+            <w:r>
+              <w:rPr>
+                <w:rFonts w:ascii="Cambria" w:hAnsi="Cambria"/>
+                <w:b w:val="0"/>
+                <w:sz w:val="19"/>
+              </w:rPr>
+              <w:t>24.1%</w:t>
+            </w:r>
+          </w:p>
+        </w:tc>
+        <w:tc>
+          <w:tcPr>
+            <w:tcW w:type="dxa" w:w="1584"/>
+          </w:tcPr>
+          <w:p>
+            <w:pPr>
+              <w:spacing w:before="40" w:after="40"/>
+              <w:jc w:val="right"/>
+            </w:pPr>
+            <w:r/>
+            <w:r>
+              <w:rPr>
+                <w:rFonts w:ascii="Cambria" w:hAnsi="Cambria"/>
+                <w:b w:val="0"/>
+                <w:sz w:val="19"/>
+              </w:rPr>
+              <w:t>29.2%</w:t>
+            </w:r>
+          </w:p>
+        </w:tc>
+      </w:tr>
+      <w:tr>
+        <w:tc>
+          <w:tcPr>
+            <w:tcW w:type="dxa" w:w="1584"/>
+          </w:tcPr>
+          <w:p>
+            <w:pPr>
+              <w:spacing w:before="40" w:after="40"/>
+              <w:jc w:val="left"/>
+            </w:pPr>
+            <w:r/>
+            <w:r>
+              <w:rPr>
+                <w:rFonts w:ascii="Cambria" w:hAnsi="Cambria"/>
+                <w:b w:val="0"/>
+                <w:sz w:val="19"/>
+              </w:rPr>
+              <w:t>0.5</w:t>
+            </w:r>
+          </w:p>
+        </w:tc>
+        <w:tc>
+          <w:tcPr>
+            <w:tcW w:type="dxa" w:w="1584"/>
+          </w:tcPr>
+          <w:p>
+            <w:pPr>
+              <w:spacing w:before="40" w:after="40"/>
+              <w:jc w:val="right"/>
+            </w:pPr>
+            <w:r/>
+            <w:r>
+              <w:rPr>
+                <w:rFonts w:ascii="Cambria" w:hAnsi="Cambria"/>
+                <w:b w:val="0"/>
+                <w:sz w:val="19"/>
+              </w:rPr>
+              <w:t>9.1%</w:t>
+            </w:r>
+          </w:p>
+        </w:tc>
+        <w:tc>
+          <w:tcPr>
+            <w:tcW w:type="dxa" w:w="1584"/>
+          </w:tcPr>
+          <w:p>
+            <w:pPr>
+              <w:spacing w:before="40" w:after="40"/>
+              <w:jc w:val="right"/>
+            </w:pPr>
+            <w:r/>
+            <w:r>
+              <w:rPr>
+                <w:rFonts w:ascii="Cambria" w:hAnsi="Cambria"/>
+                <w:b w:val="0"/>
+                <w:sz w:val="19"/>
+              </w:rPr>
+              <w:t>12.0%</w:t>
+            </w:r>
+          </w:p>
+        </w:tc>
+        <w:tc>
+          <w:tcPr>
+            <w:tcW w:type="dxa" w:w="1584"/>
+          </w:tcPr>
+          <w:p>
+            <w:pPr>
+              <w:spacing w:before="40" w:after="40"/>
+              <w:jc w:val="right"/>
+            </w:pPr>
+            <w:r/>
+            <w:r>
+              <w:rPr>
+                <w:rFonts w:ascii="Cambria" w:hAnsi="Cambria"/>
+                <w:b w:val="0"/>
+                <w:sz w:val="19"/>
+              </w:rPr>
+              <w:t>15.9%</w:t>
+            </w:r>
+          </w:p>
+        </w:tc>
+        <w:tc>
+          <w:tcPr>
+            <w:tcW w:type="dxa" w:w="1584"/>
+          </w:tcPr>
+          <w:p>
+            <w:pPr>
+              <w:spacing w:before="40" w:after="40"/>
+              <w:jc w:val="right"/>
+            </w:pPr>
+            <w:r/>
+            <w:r>
+              <w:rPr>
+                <w:rFonts w:ascii="Cambria" w:hAnsi="Cambria"/>
+                <w:b w:val="0"/>
+                <w:sz w:val="19"/>
+              </w:rPr>
+              <w:t>20.4%</w:t>
+            </w:r>
+          </w:p>
+        </w:tc>
+        <w:tc>
+          <w:tcPr>
+            <w:tcW w:type="dxa" w:w="1584"/>
+          </w:tcPr>
+          <w:p>
+            <w:pPr>
+              <w:spacing w:before="40" w:after="40"/>
+              <w:jc w:val="right"/>
+            </w:pPr>
+            <w:r/>
+            <w:r>
+              <w:rPr>
+                <w:rFonts w:ascii="Cambria" w:hAnsi="Cambria"/>
+                <w:b w:val="0"/>
+                <w:sz w:val="19"/>
+              </w:rPr>
+              <w:t>25.3%</w:t>
+            </w:r>
+          </w:p>
+        </w:tc>
+      </w:tr>
+    </w:tbl>
+    <w:p>
+      <w:pPr>
+        <w:spacing w:after="80"/>
+      </w:pPr>
+    </w:p>
+    <w:p>
+      <w:pPr>
+        <w:spacing w:after="120"/>
+        <w:jc w:val="both"/>
+      </w:pPr>
+      <w:r>
+        <w:rPr>
+          <w:b w:val="0"/>
+          <w:i w:val="0"/>
+          <w:sz w:val="22"/>
+        </w:rPr>
+        <w:t>The optimum is threshold 0.3 with 32 px of dilation, giving +39.5 percent net at 61.7 percent recall and 22.2 percent collateral. It is interior on both axes: net falls away in all four directions, so it is a genuine maximum of the grid rather than a value sitting against its edge.</w:t>
+      </w:r>
+    </w:p>
+    <w:p>
+      <w:pPr>
+        <w:spacing w:after="120"/>
+        <w:jc w:val="both"/>
+      </w:pPr>
+      <w:r>
+        <w:rPr>
+          <w:b w:val="0"/>
+          <w:i w:val="0"/>
+          <w:sz w:val="22"/>
+        </w:rPr>
+        <w:t>The structure of the surface is the more useful result. Each row has its own interior peak, and the optimal dilation rises with the threshold — 16 px at 0.2, 32 px at 0.3, 48 px at both 0.4 and 0.5. The two parameters trade against one another along a ridge, which is precisely why sweeping dilation alone returned a local optimum: 16 px was optimal only at the threshold that sweep held fixed. Collateral, by contrast, is monotonic in both parameters, rising with dilation and falling with threshold, so it carries no optimum of its own and cannot be used to locate one.</w:t>
+      </w:r>
+    </w:p>
+    <w:p>
+      <w:pPr>
+        <w:spacing w:after="120"/>
+        <w:jc w:val="both"/>
+      </w:pPr>
+      <w:r>
+        <w:rPr>
+          <w:b w:val="0"/>
+          <w:i w:val="0"/>
+          <w:sz w:val="22"/>
+        </w:rPr>
+        <w:t>Against the untuned setting carried over from the compositing experiment, tuning is worth 7.5 points of net: +39.5 percent against +32.0 percent. Collateral falls from 39.1 to 22.2 percent, which is below the 24.2 percent of whole-frame editing, so the tuned system now exceeds the status quo on both quantities rather than trading one against the other. The margin over the human annotation widens from +26.8 to a clear gap, and the oracle at +53.0 percent still bounds what a perfect region would buy.</w:t>
+      </w:r>
+    </w:p>
+    <w:p>
+      <w:pPr>
+        <w:spacing w:after="120"/>
+        <w:jc w:val="both"/>
+      </w:pPr>
+      <w:r>
+        <w:rPr>
+          <w:b w:val="0"/>
+          <w:i w:val="0"/>
+          <w:sz w:val="22"/>
+        </w:rPr>
+        <w:t>Two neighbouring cells are worth recording because they may suit a different priority. Threshold 0.4 with 48 px gives +39.4 percent, statistically indistinguishable from the optimum, at 24.1 percent collateral. Threshold 0.5 with 48 px gives +38.4 percent at 20.4 percent collateral — 1.1 points less net for 1.8 points less damage. Where preservation outside the region matters more than completeness of the edit, that is the better operating point.</w:t>
       </w:r>
     </w:p>
     <w:p>

--- a/docs/Review1_Technical_Report.docx
+++ b/docs/Review1_Technical_Report.docx
@@ -13265,6 +13265,59 @@
     </w:p>
     <w:p>
       <w:pPr>
+        <w:jc w:val="center"/>
+      </w:pPr>
+      <w:r>
+        <w:drawing>
+          <wp:inline xmlns:a="http://schemas.openxmlformats.org/drawingml/2006/main" xmlns:pic="http://schemas.openxmlformats.org/drawingml/2006/picture">
+            <wp:extent cx="5669280" cy="1934422"/>
+            <wp:docPr id="4" name="Picture 4"/>
+            <wp:cNvGraphicFramePr>
+              <a:graphicFrameLocks noChangeAspect="1"/>
+            </wp:cNvGraphicFramePr>
+            <a:graphic>
+              <a:graphicData uri="http://schemas.openxmlformats.org/drawingml/2006/picture">
+                <pic:pic>
+                  <pic:nvPicPr>
+                    <pic:cNvPr id="0" name="grid_heatmap.png"/>
+                    <pic:cNvPicPr/>
+                  </pic:nvPicPr>
+                  <pic:blipFill>
+                    <a:blip r:embed="rId12"/>
+                    <a:stretch>
+                      <a:fillRect/>
+                    </a:stretch>
+                  </pic:blipFill>
+                  <pic:spPr>
+                    <a:xfrm>
+                      <a:off x="0" y="0"/>
+                      <a:ext cx="5669280" cy="1934422"/>
+                    </a:xfrm>
+                    <a:prstGeom prst="rect"/>
+                  </pic:spPr>
+                </pic:pic>
+              </a:graphicData>
+            </a:graphic>
+          </wp:inline>
+        </w:drawing>
+      </w:r>
+    </w:p>
+    <w:p>
+      <w:pPr>
+        <w:spacing w:after="200"/>
+        <w:jc w:val="left"/>
+      </w:pPr>
+      <w:r>
+        <w:rPr>
+          <w:i/>
+          <w:color w:val="5A5852"/>
+          <w:sz w:val="19"/>
+        </w:rPr>
+        <w:t>Figure 5. The operating-point grid. Net peaks at threshold 0.3 with 32 px of dilation and falls away in all four directions; collateral is monotonic in both parameters and carries no optimum.</w:t>
+      </w:r>
+    </w:p>
+    <w:p>
+      <w:pPr>
         <w:spacing w:after="120"/>
         <w:jc w:val="both"/>
       </w:pPr>
@@ -13672,7 +13725,7 @@
         <w:drawing>
           <wp:inline xmlns:a="http://schemas.openxmlformats.org/drawingml/2006/main" xmlns:pic="http://schemas.openxmlformats.org/drawingml/2006/picture">
             <wp:extent cx="5669280" cy="3645839"/>
-            <wp:docPr id="4" name="Picture 4"/>
+            <wp:docPr id="5" name="Picture 5"/>
             <wp:cNvGraphicFramePr>
               <a:graphicFrameLocks noChangeAspect="1"/>
             </wp:cNvGraphicFramePr>
@@ -13684,7 +13737,7 @@
                     <pic:cNvPicPr/>
                   </pic:nvPicPr>
                   <pic:blipFill>
-                    <a:blip r:embed="rId12"/>
+                    <a:blip r:embed="rId13"/>
                     <a:stretch>
                       <a:fillRect/>
                     </a:stretch>
